--- a/products-storage/02-dopraboty-bez-poter/12-dopsoglashenie-sroki-doprabot.docx
+++ b/products-storage/02-dopraboty-bez-poter/12-dopsoglashenie-sroki-doprabot.docx
@@ -14,12 +14,7 @@
     <w:p/>
     <w:p>
       <w:r>
-        <w:t>Заполните поля в квадратных скобках и удалите подсказки перед отправкой.</w:t>
-      </w:r>
-    </w:p>
-    <w:p>
-      <w:r>
-        <w:t>Форма — содержательная часть допсоглашения: преамбулу со сторонами, номер и дату договора подряда и подписные блоки добавьте по вашему договору.</w:t>
+        <w:t>Укажите стороны, номер и дату договора, реквизиты и подписантов согласно договору.</w:t>
       </w:r>
     </w:p>
     <w:p>
@@ -67,164 +62,10 @@
         <w:t>Остальные условия договора не изменяются. Соглашение вступает в силу с момента подписания сторонами.</w:t>
       </w:r>
     </w:p>
-    <w:p>
-      <w:pPr>
-        <w:pStyle w:val="Heading1"/>
-      </w:pPr>
-      <w:r>
-        <w:t>Контроль перед использованием</w:t>
-      </w:r>
-    </w:p>
-    <w:tbl>
-      <w:tblPr>
-        <w:tblStyle w:val="TableGrid"/>
-        <w:tblW w:type="auto" w:w="0"/>
-        <w:tblLook w:firstColumn="1" w:firstRow="1" w:lastColumn="0" w:lastRow="0" w:noHBand="0" w:noVBand="1" w:val="04A0"/>
-      </w:tblPr>
-      <w:tblGrid>
-        <w:gridCol w:w="4320"/>
-        <w:gridCol w:w="4320"/>
-      </w:tblGrid>
-      <w:tr>
-        <w:tc>
-          <w:tcPr>
-            <w:tcW w:type="dxa" w:w="4320"/>
-          </w:tcPr>
-          <w:p>
-            <w:r>
-              <w:t>Статус</w:t>
-            </w:r>
-          </w:p>
-        </w:tc>
-        <w:tc>
-          <w:tcPr>
-            <w:tcW w:type="dxa" w:w="4320"/>
-          </w:tcPr>
-          <w:p>
-            <w:r>
-              <w:t>Проверка</w:t>
-            </w:r>
-          </w:p>
-        </w:tc>
-      </w:tr>
-      <w:tr>
-        <w:tc>
-          <w:tcPr>
-            <w:tcW w:type="dxa" w:w="4320"/>
-          </w:tcPr>
-          <w:p>
-            <w:r>
-              <w:t>☐</w:t>
-            </w:r>
-          </w:p>
-        </w:tc>
-        <w:tc>
-          <w:tcPr>
-            <w:tcW w:type="dxa" w:w="4320"/>
-          </w:tcPr>
-          <w:p>
-            <w:r>
-              <w:t>Сверено с договором и приложениями</w:t>
-            </w:r>
-          </w:p>
-        </w:tc>
-      </w:tr>
-      <w:tr>
-        <w:tc>
-          <w:tcPr>
-            <w:tcW w:type="dxa" w:w="4320"/>
-          </w:tcPr>
-          <w:p>
-            <w:r>
-              <w:t>☐</w:t>
-            </w:r>
-          </w:p>
-        </w:tc>
-        <w:tc>
-          <w:tcPr>
-            <w:tcW w:type="dxa" w:w="4320"/>
-          </w:tcPr>
-          <w:p>
-            <w:r>
-              <w:t>Проверены полномочия подписанта и адресат</w:t>
-            </w:r>
-          </w:p>
-        </w:tc>
-      </w:tr>
-      <w:tr>
-        <w:tc>
-          <w:tcPr>
-            <w:tcW w:type="dxa" w:w="4320"/>
-          </w:tcPr>
-          <w:p>
-            <w:r>
-              <w:t>☐</w:t>
-            </w:r>
-          </w:p>
-        </w:tc>
-        <w:tc>
-          <w:tcPr>
-            <w:tcW w:type="dxa" w:w="4320"/>
-          </w:tcPr>
-          <w:p>
-            <w:r>
-              <w:t>Приложения названы и приложены</w:t>
-            </w:r>
-          </w:p>
-        </w:tc>
-      </w:tr>
-      <w:tr>
-        <w:tc>
-          <w:tcPr>
-            <w:tcW w:type="dxa" w:w="4320"/>
-          </w:tcPr>
-          <w:p>
-            <w:r>
-              <w:t>☐</w:t>
-            </w:r>
-          </w:p>
-        </w:tc>
-        <w:tc>
-          <w:tcPr>
-            <w:tcW w:type="dxa" w:w="4320"/>
-          </w:tcPr>
-          <w:p>
-            <w:r>
-              <w:t>Зафиксирован доказуемый канал отправки</w:t>
-            </w:r>
-          </w:p>
-        </w:tc>
-      </w:tr>
-      <w:tr>
-        <w:tc>
-          <w:tcPr>
-            <w:tcW w:type="dxa" w:w="4320"/>
-          </w:tcPr>
-          <w:p>
-            <w:r>
-              <w:t>☐</w:t>
-            </w:r>
-          </w:p>
-        </w:tc>
-        <w:tc>
-          <w:tcPr>
-            <w:tcW w:type="dxa" w:w="4320"/>
-          </w:tcPr>
-          <w:p>
-            <w:r>
-              <w:t>Юридически значимые формулировки проверены специалистом</w:t>
-            </w:r>
-          </w:p>
-        </w:tc>
-      </w:tr>
-    </w:tbl>
     <w:p/>
-    <w:p>
-      <w:r>
-        <w:t>Важно: шаблон не заменяет анализ договора, проектной документации и обстоятельств конкретного объекта.</w:t>
-      </w:r>
-    </w:p>
     <w:sectPr>
+      <w:headerReference w:type="default" r:id="rId9"/>
+      <w:footerReference w:type="default" r:id="rId10"/>
       <w:pgSz w:w="12240" w:h="15840"/>
       <w:pgMar w:top="1440" w:right="1800" w:bottom="1440" w:left="1800" w:header="720" w:footer="720" w:gutter="0"/>
       <w:cols w:space="720"/>
@@ -232,6 +73,26 @@
     </w:sectPr>
   </w:body>
 </w:document>
+</file>
+
+<file path=word/footer1.xml><?xml version="1.0" encoding="utf-8"?>
+<w:ftr xmlns:m="http://schemas.openxmlformats.org/officeDocument/2006/math" xmlns:mc="http://schemas.openxmlformats.org/markup-compatibility/2006" xmlns:mo="http://schemas.microsoft.com/office/mac/office/2008/main" xmlns:mv="urn:schemas-microsoft-com:mac:vml" xmlns:o="urn:schemas-microsoft-com:office:office" xmlns:r="http://schemas.openxmlformats.org/officeDocument/2006/relationships" xmlns:v="urn:schemas-microsoft-com:vml" xmlns:w10="urn:schemas-microsoft-com:office:word" xmlns:w14="http://schemas.microsoft.com/office/word/2010/wordml" xmlns:w="http://schemas.openxmlformats.org/wordprocessingml/2006/main" xmlns:wne="http://schemas.microsoft.com/office/word/2006/wordml" xmlns:wp14="http://schemas.microsoft.com/office/word/2010/wordprocessingDrawing" xmlns:wp="http://schemas.openxmlformats.org/drawingml/2006/wordprocessingDrawing" xmlns:wpc="http://schemas.microsoft.com/office/word/2010/wordprocessingCanvas" xmlns:wpg="http://schemas.microsoft.com/office/word/2010/wordprocessingGroup" xmlns:wpi="http://schemas.microsoft.com/office/word/2010/wordprocessingInk" xmlns:wps="http://schemas.microsoft.com/office/word/2010/wordprocessingShape" mc:Ignorable="w14 wp14">
+  <w:p>
+    <w:pPr>
+      <w:pStyle w:val="Footer"/>
+    </w:pPr>
+  </w:p>
+</w:ftr>
+</file>
+
+<file path=word/header1.xml><?xml version="1.0" encoding="utf-8"?>
+<w:hdr xmlns:m="http://schemas.openxmlformats.org/officeDocument/2006/math" xmlns:mc="http://schemas.openxmlformats.org/markup-compatibility/2006" xmlns:mo="http://schemas.microsoft.com/office/mac/office/2008/main" xmlns:mv="urn:schemas-microsoft-com:mac:vml" xmlns:o="urn:schemas-microsoft-com:office:office" xmlns:r="http://schemas.openxmlformats.org/officeDocument/2006/relationships" xmlns:v="urn:schemas-microsoft-com:vml" xmlns:w10="urn:schemas-microsoft-com:office:word" xmlns:w14="http://schemas.microsoft.com/office/word/2010/wordml" xmlns:w="http://schemas.openxmlformats.org/wordprocessingml/2006/main" xmlns:wne="http://schemas.microsoft.com/office/word/2006/wordml" xmlns:wp14="http://schemas.microsoft.com/office/word/2010/wordprocessingDrawing" xmlns:wp="http://schemas.openxmlformats.org/drawingml/2006/wordprocessingDrawing" xmlns:wpc="http://schemas.microsoft.com/office/word/2010/wordprocessingCanvas" xmlns:wpg="http://schemas.microsoft.com/office/word/2010/wordprocessingGroup" xmlns:wpi="http://schemas.microsoft.com/office/word/2010/wordprocessingInk" xmlns:wps="http://schemas.microsoft.com/office/word/2010/wordprocessingShape" mc:Ignorable="w14 wp14">
+  <w:p>
+    <w:pPr>
+      <w:pStyle w:val="Header"/>
+    </w:pPr>
+  </w:p>
+</w:hdr>
 </file>
 
 <file path=word/numbering.xml><?xml version="1.0" encoding="utf-8"?>

--- a/products-storage/02-dopraboty-bez-poter/12-dopsoglashenie-sroki-doprabot.docx
+++ b/products-storage/02-dopraboty-bez-poter/12-dopsoglashenie-sroki-doprabot.docx
@@ -5,94 +5,1127 @@
     <w:p>
       <w:pPr>
         <w:pStyle w:val="Title"/>
-        <w:jc w:val="center"/>
+        <w:jc w:val="left"/>
       </w:pPr>
       <w:r>
-        <w:t>Дополнительное соглашение об изменении сроков (дополнительные работы)</w:t>
+        <w:t>Дополнительное соглашение об изменении сроков</w:t>
       </w:r>
     </w:p>
-    <w:p/>
     <w:p>
       <w:r>
-        <w:t>Укажите стороны, номер и дату договора, реквизиты и подписантов согласно договору.</w:t>
+        <w:t>Стороны записывают затронутые этапы и новые контрольные даты по дополнительным работам. Основанием служат согласованный объём, расчёт влияния и обновлённый график.</w:t>
       </w:r>
     </w:p>
     <w:p>
       <w:pPr>
         <w:pStyle w:val="Heading1"/>
+        <w:keepNext/>
+        <w:pageBreakBefore w:val="0"/>
       </w:pPr>
       <w:r>
-        <w:t>Основание</w:t>
+        <w:t>Реквизиты</w:t>
+      </w:r>
+    </w:p>
+    <w:tbl>
+      <w:tblPr>
+        <w:tblStyle w:val="TableGrid"/>
+        <w:tblW w:type="auto" w:w="0"/>
+        <w:jc w:val="center"/>
+        <w:tblLayout w:type="fixed"/>
+        <w:tblLook w:firstColumn="1" w:firstRow="1" w:lastColumn="0" w:lastRow="0" w:noHBand="0" w:noVBand="1" w:val="04A0"/>
+      </w:tblPr>
+      <w:tblGrid>
+        <w:gridCol w:w="2268"/>
+        <w:gridCol w:w="7427"/>
+      </w:tblGrid>
+      <w:tr>
+        <w:trPr>
+          <w:cantSplit/>
+        </w:trPr>
+        <w:tc>
+          <w:tcPr>
+            <w:tcW w:type="dxa" w:w="2268"/>
+            <w:vAlign w:val="center"/>
+            <w:shd w:fill="F3F0E8"/>
+          </w:tcPr>
+          <w:p>
+            <w:pPr>
+              <w:spacing w:after="0"/>
+            </w:pPr>
+            <w:r/>
+            <w:r>
+              <w:rPr>
+                <w:b/>
+                <w:color w:val="262F37"/>
+                <w:sz w:val="18"/>
+              </w:rPr>
+              <w:t>Документ</w:t>
+            </w:r>
+          </w:p>
+        </w:tc>
+        <w:tc>
+          <w:tcPr>
+            <w:tcW w:type="dxa" w:w="7427"/>
+            <w:vAlign w:val="center"/>
+          </w:tcPr>
+          <w:p>
+            <w:pPr>
+              <w:spacing w:after="0"/>
+            </w:pPr>
+            <w:r/>
+            <w:r>
+              <w:rPr>
+                <w:b w:val="0"/>
+                <w:color w:val="262F37"/>
+                <w:sz w:val="18"/>
+              </w:rPr>
+              <w:t>Дополнительное соглашение № [___] от [___]; место [___]</w:t>
+            </w:r>
+          </w:p>
+        </w:tc>
+      </w:tr>
+      <w:tr>
+        <w:trPr>
+          <w:cantSplit/>
+        </w:trPr>
+        <w:tc>
+          <w:tcPr>
+            <w:tcW w:type="dxa" w:w="2268"/>
+            <w:vAlign w:val="center"/>
+            <w:shd w:fill="F3F0E8"/>
+          </w:tcPr>
+          <w:p>
+            <w:pPr>
+              <w:spacing w:after="0"/>
+            </w:pPr>
+            <w:r/>
+            <w:r>
+              <w:rPr>
+                <w:b/>
+                <w:color w:val="262F37"/>
+                <w:sz w:val="18"/>
+              </w:rPr>
+              <w:t>Договор</w:t>
+            </w:r>
+          </w:p>
+        </w:tc>
+        <w:tc>
+          <w:tcPr>
+            <w:tcW w:type="dxa" w:w="7427"/>
+            <w:vAlign w:val="center"/>
+          </w:tcPr>
+          <w:p>
+            <w:pPr>
+              <w:spacing w:after="0"/>
+            </w:pPr>
+            <w:r/>
+            <w:r>
+              <w:rPr>
+                <w:b w:val="0"/>
+                <w:color w:val="262F37"/>
+                <w:sz w:val="18"/>
+              </w:rPr>
+              <w:t>Договор подряда № [___] от [___]; исходное приложение / смета [___]</w:t>
+            </w:r>
+          </w:p>
+        </w:tc>
+      </w:tr>
+      <w:tr>
+        <w:trPr>
+          <w:cantSplit/>
+        </w:trPr>
+        <w:tc>
+          <w:tcPr>
+            <w:tcW w:type="dxa" w:w="2268"/>
+            <w:vAlign w:val="center"/>
+            <w:shd w:fill="F3F0E8"/>
+          </w:tcPr>
+          <w:p>
+            <w:pPr>
+              <w:spacing w:after="0"/>
+            </w:pPr>
+            <w:r/>
+            <w:r>
+              <w:rPr>
+                <w:b/>
+                <w:color w:val="262F37"/>
+                <w:sz w:val="18"/>
+              </w:rPr>
+              <w:t>Объект</w:t>
+            </w:r>
+          </w:p>
+        </w:tc>
+        <w:tc>
+          <w:tcPr>
+            <w:tcW w:type="dxa" w:w="7427"/>
+            <w:vAlign w:val="center"/>
+          </w:tcPr>
+          <w:p>
+            <w:pPr>
+              <w:spacing w:after="0"/>
+            </w:pPr>
+            <w:r/>
+            <w:r>
+              <w:rPr>
+                <w:b w:val="0"/>
+                <w:color w:val="262F37"/>
+                <w:sz w:val="18"/>
+              </w:rPr>
+              <w:t>Наименование, адрес, участок или захватка [___]</w:t>
+            </w:r>
+          </w:p>
+        </w:tc>
+      </w:tr>
+      <w:tr>
+        <w:trPr>
+          <w:cantSplit/>
+        </w:trPr>
+        <w:tc>
+          <w:tcPr>
+            <w:tcW w:type="dxa" w:w="2268"/>
+            <w:vAlign w:val="center"/>
+            <w:shd w:fill="F3F0E8"/>
+          </w:tcPr>
+          <w:p>
+            <w:pPr>
+              <w:spacing w:after="0"/>
+            </w:pPr>
+            <w:r/>
+            <w:r>
+              <w:rPr>
+                <w:b/>
+                <w:color w:val="262F37"/>
+                <w:sz w:val="18"/>
+              </w:rPr>
+              <w:t>Подрядчик</w:t>
+            </w:r>
+          </w:p>
+        </w:tc>
+        <w:tc>
+          <w:tcPr>
+            <w:tcW w:type="dxa" w:w="7427"/>
+            <w:vAlign w:val="center"/>
+          </w:tcPr>
+          <w:p>
+            <w:pPr>
+              <w:spacing w:after="0"/>
+            </w:pPr>
+            <w:r/>
+            <w:r>
+              <w:rPr>
+                <w:b w:val="0"/>
+                <w:color w:val="262F37"/>
+                <w:sz w:val="18"/>
+              </w:rPr>
+              <w:t>Полное наименование, ИНН, адрес [___]</w:t>
+            </w:r>
+          </w:p>
+        </w:tc>
+      </w:tr>
+      <w:tr>
+        <w:trPr>
+          <w:cantSplit/>
+        </w:trPr>
+        <w:tc>
+          <w:tcPr>
+            <w:tcW w:type="dxa" w:w="2268"/>
+            <w:vAlign w:val="center"/>
+            <w:shd w:fill="F3F0E8"/>
+          </w:tcPr>
+          <w:p>
+            <w:pPr>
+              <w:spacing w:after="0"/>
+            </w:pPr>
+            <w:r/>
+            <w:r>
+              <w:rPr>
+                <w:b/>
+                <w:color w:val="262F37"/>
+                <w:sz w:val="18"/>
+              </w:rPr>
+              <w:t>Заказчик</w:t>
+            </w:r>
+          </w:p>
+        </w:tc>
+        <w:tc>
+          <w:tcPr>
+            <w:tcW w:type="dxa" w:w="7427"/>
+            <w:vAlign w:val="center"/>
+          </w:tcPr>
+          <w:p>
+            <w:pPr>
+              <w:spacing w:after="0"/>
+            </w:pPr>
+            <w:r/>
+            <w:r>
+              <w:rPr>
+                <w:b w:val="0"/>
+                <w:color w:val="262F37"/>
+                <w:sz w:val="18"/>
+              </w:rPr>
+              <w:t>Полное наименование, ИНН, адрес [___]</w:t>
+            </w:r>
+          </w:p>
+        </w:tc>
+      </w:tr>
+    </w:tbl>
+    <w:p>
+      <w:pPr>
+        <w:pStyle w:val="Heading1"/>
+        <w:keepNext/>
+        <w:pageBreakBefore w:val="0"/>
+      </w:pPr>
+      <w:r>
+        <w:t>Основание изменения</w:t>
       </w:r>
     </w:p>
     <w:p>
       <w:r>
-        <w:t>Дополнительные работы по допсоглашению № [___] от [___]</w:t>
-        <w:br/>
-        <w:t>Влияние на выполнение работ (затронутые операции): [___]</w:t>
+        <w:t>1. Стороны учитывают дополнительные работы по соглашению 11 № [___] от [___] и согласованию 02 № [___] от [___]. Обоснование влияния на срок: документ 05 № [___] от [___], записи журнала 08 [___].</w:t>
+      </w:r>
+    </w:p>
+    <w:tbl>
+      <w:tblPr>
+        <w:tblStyle w:val="TableGrid"/>
+        <w:tblW w:type="auto" w:w="0"/>
+        <w:jc w:val="center"/>
+        <w:tblLayout w:type="fixed"/>
+        <w:tblLook w:firstColumn="1" w:firstRow="1" w:lastColumn="0" w:lastRow="0" w:noHBand="0" w:noVBand="1" w:val="04A0"/>
+      </w:tblPr>
+      <w:tblGrid>
+        <w:gridCol w:w="2268"/>
+        <w:gridCol w:w="7427"/>
+      </w:tblGrid>
+      <w:tr>
+        <w:trPr>
+          <w:cantSplit/>
+        </w:trPr>
+        <w:tc>
+          <w:tcPr>
+            <w:tcW w:type="dxa" w:w="2268"/>
+            <w:vAlign w:val="center"/>
+            <w:shd w:fill="F3F0E8"/>
+          </w:tcPr>
+          <w:p>
+            <w:pPr>
+              <w:spacing w:after="0"/>
+            </w:pPr>
+            <w:r/>
+            <w:r>
+              <w:rPr>
+                <w:b/>
+                <w:color w:val="262F37"/>
+                <w:sz w:val="18"/>
+              </w:rPr>
+              <w:t>Исходный график</w:t>
+            </w:r>
+          </w:p>
+        </w:tc>
+        <w:tc>
+          <w:tcPr>
+            <w:tcW w:type="dxa" w:w="7427"/>
+            <w:vAlign w:val="center"/>
+          </w:tcPr>
+          <w:p>
+            <w:pPr>
+              <w:spacing w:after="0"/>
+            </w:pPr>
+            <w:r/>
+            <w:r>
+              <w:rPr>
+                <w:b w:val="0"/>
+                <w:color w:val="262F37"/>
+                <w:sz w:val="18"/>
+              </w:rPr>
+              <w:t>Наименование, редакция, приложение к договору, № и дата [___]</w:t>
+            </w:r>
+          </w:p>
+        </w:tc>
+      </w:tr>
+      <w:tr>
+        <w:trPr>
+          <w:cantSplit/>
+        </w:trPr>
+        <w:tc>
+          <w:tcPr>
+            <w:tcW w:type="dxa" w:w="2268"/>
+            <w:vAlign w:val="center"/>
+            <w:shd w:fill="F3F0E8"/>
+          </w:tcPr>
+          <w:p>
+            <w:pPr>
+              <w:spacing w:after="0"/>
+            </w:pPr>
+            <w:r/>
+            <w:r>
+              <w:rPr>
+                <w:b/>
+                <w:color w:val="262F37"/>
+                <w:sz w:val="18"/>
+              </w:rPr>
+              <w:t>Причина смещения</w:t>
+            </w:r>
+          </w:p>
+        </w:tc>
+        <w:tc>
+          <w:tcPr>
+            <w:tcW w:type="dxa" w:w="7427"/>
+            <w:vAlign w:val="center"/>
+          </w:tcPr>
+          <w:p>
+            <w:pPr>
+              <w:spacing w:after="0"/>
+            </w:pPr>
+            <w:r/>
+            <w:r>
+              <w:rPr>
+                <w:b w:val="0"/>
+                <w:color w:val="262F37"/>
+                <w:sz w:val="18"/>
+              </w:rPr>
+              <w:t>Какие дополнительные операции изменяют последовательность или длительность [___]</w:t>
+            </w:r>
+          </w:p>
+        </w:tc>
+      </w:tr>
+      <w:tr>
+        <w:trPr>
+          <w:cantSplit/>
+        </w:trPr>
+        <w:tc>
+          <w:tcPr>
+            <w:tcW w:type="dxa" w:w="2268"/>
+            <w:vAlign w:val="center"/>
+            <w:shd w:fill="F3F0E8"/>
+          </w:tcPr>
+          <w:p>
+            <w:pPr>
+              <w:spacing w:after="0"/>
+            </w:pPr>
+            <w:r/>
+            <w:r>
+              <w:rPr>
+                <w:b/>
+                <w:color w:val="262F37"/>
+                <w:sz w:val="18"/>
+              </w:rPr>
+              <w:t>Период</w:t>
+            </w:r>
+          </w:p>
+        </w:tc>
+        <w:tc>
+          <w:tcPr>
+            <w:tcW w:type="dxa" w:w="7427"/>
+            <w:vAlign w:val="center"/>
+          </w:tcPr>
+          <w:p>
+            <w:pPr>
+              <w:spacing w:after="0"/>
+            </w:pPr>
+            <w:r/>
+            <w:r>
+              <w:rPr>
+                <w:b w:val="0"/>
+                <w:color w:val="262F37"/>
+                <w:sz w:val="18"/>
+              </w:rPr>
+              <w:t>Дата начала события [___]; дата решения [___]; длительность и расчёт [___]</w:t>
+            </w:r>
+          </w:p>
+        </w:tc>
+      </w:tr>
+    </w:tbl>
+    <w:p>
+      <w:pPr>
+        <w:pStyle w:val="Heading1"/>
+        <w:keepNext/>
+        <w:pageBreakBefore w:val="0"/>
+      </w:pPr>
+      <w:r>
+        <w:t>Новые контрольные даты</w:t>
+      </w:r>
+    </w:p>
+    <w:tbl>
+      <w:tblPr>
+        <w:tblStyle w:val="TableGrid"/>
+        <w:tblW w:type="auto" w:w="0"/>
+        <w:tblLayout w:type="fixed"/>
+        <w:tblLook w:firstColumn="1" w:firstRow="1" w:lastColumn="0" w:lastRow="0" w:noHBand="0" w:noVBand="1" w:val="04A0"/>
+      </w:tblPr>
+      <w:tblGrid>
+        <w:gridCol w:w="1973"/>
+        <w:gridCol w:w="1973"/>
+        <w:gridCol w:w="1973"/>
+        <w:gridCol w:w="1973"/>
+        <w:gridCol w:w="1973"/>
+      </w:tblGrid>
+      <w:tr>
+        <w:trPr>
+          <w:cantSplit/>
+        </w:trPr>
+        <w:tc>
+          <w:tcPr>
+            <w:tcW w:type="dxa" w:w="1973"/>
+            <w:vAlign w:val="center"/>
+            <w:shd w:fill="F3F0E8"/>
+          </w:tcPr>
+          <w:p>
+            <w:pPr>
+              <w:spacing w:after="0"/>
+            </w:pPr>
+            <w:r/>
+            <w:r>
+              <w:rPr>
+                <w:b/>
+                <w:color w:val="262F37"/>
+                <w:sz w:val="18"/>
+              </w:rPr>
+              <w:t>Этап / обязательство</w:t>
+            </w:r>
+          </w:p>
+        </w:tc>
+        <w:tc>
+          <w:tcPr>
+            <w:tcW w:type="dxa" w:w="1973"/>
+            <w:vAlign w:val="center"/>
+            <w:shd w:fill="F3F0E8"/>
+          </w:tcPr>
+          <w:p>
+            <w:pPr>
+              <w:spacing w:after="0"/>
+            </w:pPr>
+            <w:r/>
+            <w:r>
+              <w:rPr>
+                <w:b/>
+                <w:color w:val="262F37"/>
+                <w:sz w:val="18"/>
+              </w:rPr>
+              <w:t>Действующая дата</w:t>
+            </w:r>
+          </w:p>
+        </w:tc>
+        <w:tc>
+          <w:tcPr>
+            <w:tcW w:type="dxa" w:w="1973"/>
+            <w:vAlign w:val="center"/>
+            <w:shd w:fill="F3F0E8"/>
+          </w:tcPr>
+          <w:p>
+            <w:pPr>
+              <w:spacing w:after="0"/>
+            </w:pPr>
+            <w:r/>
+            <w:r>
+              <w:rPr>
+                <w:b/>
+                <w:color w:val="262F37"/>
+                <w:sz w:val="18"/>
+              </w:rPr>
+              <w:t>Новая дата</w:t>
+            </w:r>
+          </w:p>
+        </w:tc>
+        <w:tc>
+          <w:tcPr>
+            <w:tcW w:type="dxa" w:w="1973"/>
+            <w:vAlign w:val="center"/>
+            <w:shd w:fill="F3F0E8"/>
+          </w:tcPr>
+          <w:p>
+            <w:pPr>
+              <w:spacing w:after="0"/>
+            </w:pPr>
+            <w:r/>
+            <w:r>
+              <w:rPr>
+                <w:b/>
+                <w:color w:val="262F37"/>
+                <w:sz w:val="18"/>
+              </w:rPr>
+              <w:t>Сдвиг, дней</w:t>
+            </w:r>
+          </w:p>
+        </w:tc>
+        <w:tc>
+          <w:tcPr>
+            <w:tcW w:type="dxa" w:w="1973"/>
+            <w:vAlign w:val="center"/>
+            <w:shd w:fill="F3F0E8"/>
+          </w:tcPr>
+          <w:p>
+            <w:pPr>
+              <w:spacing w:after="0"/>
+            </w:pPr>
+            <w:r/>
+            <w:r>
+              <w:rPr>
+                <w:b/>
+                <w:color w:val="262F37"/>
+                <w:sz w:val="18"/>
+              </w:rPr>
+              <w:t>Основание</w:t>
+            </w:r>
+          </w:p>
+        </w:tc>
+      </w:tr>
+      <w:tr>
+        <w:trPr>
+          <w:cantSplit/>
+        </w:trPr>
+        <w:tc>
+          <w:tcPr>
+            <w:tcW w:type="dxa" w:w="1973"/>
+            <w:vAlign w:val="center"/>
+          </w:tcPr>
+          <w:p>
+            <w:pPr>
+              <w:spacing w:after="0"/>
+            </w:pPr>
+            <w:r/>
+            <w:r>
+              <w:rPr>
+                <w:b w:val="0"/>
+                <w:color w:val="262F37"/>
+                <w:sz w:val="18"/>
+              </w:rPr>
+              <w:t>[___]</w:t>
+            </w:r>
+          </w:p>
+        </w:tc>
+        <w:tc>
+          <w:tcPr>
+            <w:tcW w:type="dxa" w:w="1973"/>
+            <w:vAlign w:val="center"/>
+          </w:tcPr>
+          <w:p>
+            <w:pPr>
+              <w:spacing w:after="0"/>
+            </w:pPr>
+            <w:r/>
+            <w:r>
+              <w:rPr>
+                <w:b w:val="0"/>
+                <w:color w:val="262F37"/>
+                <w:sz w:val="18"/>
+              </w:rPr>
+              <w:t>[___]</w:t>
+            </w:r>
+          </w:p>
+        </w:tc>
+        <w:tc>
+          <w:tcPr>
+            <w:tcW w:type="dxa" w:w="1973"/>
+            <w:vAlign w:val="center"/>
+          </w:tcPr>
+          <w:p>
+            <w:pPr>
+              <w:spacing w:after="0"/>
+            </w:pPr>
+            <w:r/>
+            <w:r>
+              <w:rPr>
+                <w:b w:val="0"/>
+                <w:color w:val="262F37"/>
+                <w:sz w:val="18"/>
+              </w:rPr>
+              <w:t>[___]</w:t>
+            </w:r>
+          </w:p>
+        </w:tc>
+        <w:tc>
+          <w:tcPr>
+            <w:tcW w:type="dxa" w:w="1973"/>
+            <w:vAlign w:val="center"/>
+          </w:tcPr>
+          <w:p>
+            <w:pPr>
+              <w:spacing w:after="0"/>
+            </w:pPr>
+            <w:r/>
+            <w:r>
+              <w:rPr>
+                <w:b w:val="0"/>
+                <w:color w:val="262F37"/>
+                <w:sz w:val="18"/>
+              </w:rPr>
+              <w:t>[___]</w:t>
+            </w:r>
+          </w:p>
+        </w:tc>
+        <w:tc>
+          <w:tcPr>
+            <w:tcW w:type="dxa" w:w="1973"/>
+            <w:vAlign w:val="center"/>
+          </w:tcPr>
+          <w:p>
+            <w:pPr>
+              <w:spacing w:after="0"/>
+            </w:pPr>
+            <w:r/>
+            <w:r>
+              <w:rPr>
+                <w:b w:val="0"/>
+                <w:color w:val="262F37"/>
+                <w:sz w:val="18"/>
+              </w:rPr>
+              <w:t>[___]</w:t>
+            </w:r>
+          </w:p>
+        </w:tc>
+      </w:tr>
+      <w:tr>
+        <w:trPr>
+          <w:cantSplit/>
+        </w:trPr>
+        <w:tc>
+          <w:tcPr>
+            <w:tcW w:type="dxa" w:w="1973"/>
+            <w:vAlign w:val="center"/>
+          </w:tcPr>
+          <w:p>
+            <w:pPr>
+              <w:spacing w:after="0"/>
+            </w:pPr>
+            <w:r/>
+            <w:r>
+              <w:rPr>
+                <w:b w:val="0"/>
+                <w:color w:val="262F37"/>
+                <w:sz w:val="18"/>
+              </w:rPr>
+              <w:t>[___]</w:t>
+            </w:r>
+          </w:p>
+        </w:tc>
+        <w:tc>
+          <w:tcPr>
+            <w:tcW w:type="dxa" w:w="1973"/>
+            <w:vAlign w:val="center"/>
+          </w:tcPr>
+          <w:p>
+            <w:pPr>
+              <w:spacing w:after="0"/>
+            </w:pPr>
+            <w:r/>
+            <w:r>
+              <w:rPr>
+                <w:b w:val="0"/>
+                <w:color w:val="262F37"/>
+                <w:sz w:val="18"/>
+              </w:rPr>
+              <w:t>[___]</w:t>
+            </w:r>
+          </w:p>
+        </w:tc>
+        <w:tc>
+          <w:tcPr>
+            <w:tcW w:type="dxa" w:w="1973"/>
+            <w:vAlign w:val="center"/>
+          </w:tcPr>
+          <w:p>
+            <w:pPr>
+              <w:spacing w:after="0"/>
+            </w:pPr>
+            <w:r/>
+            <w:r>
+              <w:rPr>
+                <w:b w:val="0"/>
+                <w:color w:val="262F37"/>
+                <w:sz w:val="18"/>
+              </w:rPr>
+              <w:t>[___]</w:t>
+            </w:r>
+          </w:p>
+        </w:tc>
+        <w:tc>
+          <w:tcPr>
+            <w:tcW w:type="dxa" w:w="1973"/>
+            <w:vAlign w:val="center"/>
+          </w:tcPr>
+          <w:p>
+            <w:pPr>
+              <w:spacing w:after="0"/>
+            </w:pPr>
+            <w:r/>
+            <w:r>
+              <w:rPr>
+                <w:b w:val="0"/>
+                <w:color w:val="262F37"/>
+                <w:sz w:val="18"/>
+              </w:rPr>
+              <w:t>[___]</w:t>
+            </w:r>
+          </w:p>
+        </w:tc>
+        <w:tc>
+          <w:tcPr>
+            <w:tcW w:type="dxa" w:w="1973"/>
+            <w:vAlign w:val="center"/>
+          </w:tcPr>
+          <w:p>
+            <w:pPr>
+              <w:spacing w:after="0"/>
+            </w:pPr>
+            <w:r/>
+            <w:r>
+              <w:rPr>
+                <w:b w:val="0"/>
+                <w:color w:val="262F37"/>
+                <w:sz w:val="18"/>
+              </w:rPr>
+              <w:t>[___]</w:t>
+            </w:r>
+          </w:p>
+        </w:tc>
+      </w:tr>
+      <w:tr>
+        <w:trPr>
+          <w:cantSplit/>
+        </w:trPr>
+        <w:tc>
+          <w:tcPr>
+            <w:tcW w:type="dxa" w:w="1973"/>
+            <w:vAlign w:val="center"/>
+          </w:tcPr>
+          <w:p>
+            <w:pPr>
+              <w:spacing w:after="0"/>
+            </w:pPr>
+            <w:r/>
+            <w:r>
+              <w:rPr>
+                <w:b w:val="0"/>
+                <w:color w:val="262F37"/>
+                <w:sz w:val="18"/>
+              </w:rPr>
+              <w:t>[___]</w:t>
+            </w:r>
+          </w:p>
+        </w:tc>
+        <w:tc>
+          <w:tcPr>
+            <w:tcW w:type="dxa" w:w="1973"/>
+            <w:vAlign w:val="center"/>
+          </w:tcPr>
+          <w:p>
+            <w:pPr>
+              <w:spacing w:after="0"/>
+            </w:pPr>
+            <w:r/>
+            <w:r>
+              <w:rPr>
+                <w:b w:val="0"/>
+                <w:color w:val="262F37"/>
+                <w:sz w:val="18"/>
+              </w:rPr>
+              <w:t>[___]</w:t>
+            </w:r>
+          </w:p>
+        </w:tc>
+        <w:tc>
+          <w:tcPr>
+            <w:tcW w:type="dxa" w:w="1973"/>
+            <w:vAlign w:val="center"/>
+          </w:tcPr>
+          <w:p>
+            <w:pPr>
+              <w:spacing w:after="0"/>
+            </w:pPr>
+            <w:r/>
+            <w:r>
+              <w:rPr>
+                <w:b w:val="0"/>
+                <w:color w:val="262F37"/>
+                <w:sz w:val="18"/>
+              </w:rPr>
+              <w:t>[___]</w:t>
+            </w:r>
+          </w:p>
+        </w:tc>
+        <w:tc>
+          <w:tcPr>
+            <w:tcW w:type="dxa" w:w="1973"/>
+            <w:vAlign w:val="center"/>
+          </w:tcPr>
+          <w:p>
+            <w:pPr>
+              <w:spacing w:after="0"/>
+            </w:pPr>
+            <w:r/>
+            <w:r>
+              <w:rPr>
+                <w:b w:val="0"/>
+                <w:color w:val="262F37"/>
+                <w:sz w:val="18"/>
+              </w:rPr>
+              <w:t>[___]</w:t>
+            </w:r>
+          </w:p>
+        </w:tc>
+        <w:tc>
+          <w:tcPr>
+            <w:tcW w:type="dxa" w:w="1973"/>
+            <w:vAlign w:val="center"/>
+          </w:tcPr>
+          <w:p>
+            <w:pPr>
+              <w:spacing w:after="0"/>
+            </w:pPr>
+            <w:r/>
+            <w:r>
+              <w:rPr>
+                <w:b w:val="0"/>
+                <w:color w:val="262F37"/>
+                <w:sz w:val="18"/>
+              </w:rPr>
+              <w:t>[___]</w:t>
+            </w:r>
+          </w:p>
+        </w:tc>
+      </w:tr>
+    </w:tbl>
+    <w:p>
+      <w:r>
+        <w:t>2. Дата завершения всех работ по договору в действующей редакции [___] заменяется на [___] / не меняется. Промежуточные даты, не названные выше, сохраняются по действующему графику.</w:t>
       </w:r>
     </w:p>
     <w:p>
       <w:pPr>
         <w:pStyle w:val="Heading1"/>
+        <w:keepNext/>
+        <w:pageBreakBefore w:val="0"/>
       </w:pPr>
       <w:r>
-        <w:t>Новые сроки</w:t>
+        <w:t>График и действие</w:t>
       </w:r>
     </w:p>
     <w:p>
       <w:r>
-        <w:t>Затронутые этапы и даты: [___]</w:t>
-        <w:br/>
-        <w:t>Новая дата завершения работ: [___]</w:t>
-        <w:br/>
-        <w:t>Обновлённый календарный план является приложением.</w:t>
+        <w:t>3. Обновлённый календарный график № [___] от [___] является приложением к соглашению и подписывается сторонами. Укажите ответственных за передачу исходных данных и фронта: [___].</w:t>
+      </w:r>
+    </w:p>
+    <w:p>
+      <w:r>
+        <w:t>4. Соглашение действует с даты подписания сторонами [___], если стороны не указали иную допустимую дату действия: [___]. Порядок оплаты и цена регулируются договором и соглашением 11; прочие условия договора сохраняются.</w:t>
+      </w:r>
+    </w:p>
+    <w:p>
+      <w:r>
+        <w:t>5. Экземпляров [___], по одному каждой стороне / иной порядок [___]. Приложения: обоснование 05 [___], обновлённый график [___], подтверждающие документы [___].</w:t>
       </w:r>
     </w:p>
     <w:p>
       <w:pPr>
         <w:pStyle w:val="Heading1"/>
+        <w:keepNext/>
+        <w:pageBreakBefore w:val="0"/>
       </w:pPr>
       <w:r>
-        <w:t>Заключительные положения</w:t>
+        <w:t>Подписи сторон</w:t>
       </w:r>
     </w:p>
-    <w:p>
-      <w:r>
-        <w:t>Остальные условия договора не изменяются. Соглашение вступает в силу с момента подписания сторонами.</w:t>
-      </w:r>
-    </w:p>
-    <w:p/>
+    <w:tbl>
+      <w:tblPr>
+        <w:tblStyle w:val="TableGrid"/>
+        <w:tblW w:type="auto" w:w="0"/>
+        <w:tblLook w:firstColumn="1" w:firstRow="1" w:lastColumn="0" w:lastRow="0" w:noHBand="0" w:noVBand="1" w:val="04A0"/>
+      </w:tblPr>
+      <w:tblGrid>
+        <w:gridCol w:w="4933"/>
+        <w:gridCol w:w="4933"/>
+      </w:tblGrid>
+      <w:tr>
+        <w:trPr>
+          <w:cantSplit/>
+        </w:trPr>
+        <w:tc>
+          <w:tcPr>
+            <w:tcW w:type="dxa" w:w="4933"/>
+            <w:vAlign w:val="center"/>
+            <w:shd w:fill="F3F0E8"/>
+          </w:tcPr>
+          <w:p>
+            <w:pPr>
+              <w:spacing w:after="0"/>
+            </w:pPr>
+            <w:r/>
+            <w:r>
+              <w:rPr>
+                <w:b/>
+                <w:color w:val="262F37"/>
+                <w:sz w:val="18"/>
+              </w:rPr>
+              <w:t>Подрядчик</w:t>
+            </w:r>
+          </w:p>
+        </w:tc>
+        <w:tc>
+          <w:tcPr>
+            <w:tcW w:type="dxa" w:w="4933"/>
+            <w:vAlign w:val="center"/>
+            <w:shd w:fill="F3F0E8"/>
+          </w:tcPr>
+          <w:p>
+            <w:pPr>
+              <w:spacing w:after="0"/>
+            </w:pPr>
+            <w:r/>
+            <w:r>
+              <w:rPr>
+                <w:b/>
+                <w:color w:val="262F37"/>
+                <w:sz w:val="18"/>
+              </w:rPr>
+              <w:t>Заказчик</w:t>
+            </w:r>
+          </w:p>
+        </w:tc>
+      </w:tr>
+      <w:tr>
+        <w:trPr>
+          <w:cantSplit/>
+        </w:trPr>
+        <w:tc>
+          <w:tcPr>
+            <w:tcW w:type="dxa" w:w="4933"/>
+            <w:vAlign w:val="center"/>
+          </w:tcPr>
+          <w:p>
+            <w:pPr>
+              <w:spacing w:after="0"/>
+            </w:pPr>
+            <w:r/>
+            <w:r>
+              <w:rPr>
+                <w:b w:val="0"/>
+                <w:color w:val="262F37"/>
+                <w:sz w:val="18"/>
+              </w:rPr>
+              <w:t>Должность, Ф. И. О. [___]</w:t>
+            </w:r>
+          </w:p>
+        </w:tc>
+        <w:tc>
+          <w:tcPr>
+            <w:tcW w:type="dxa" w:w="4933"/>
+            <w:vAlign w:val="center"/>
+          </w:tcPr>
+          <w:p>
+            <w:pPr>
+              <w:spacing w:after="0"/>
+            </w:pPr>
+            <w:r/>
+            <w:r>
+              <w:rPr>
+                <w:b w:val="0"/>
+                <w:color w:val="262F37"/>
+                <w:sz w:val="18"/>
+              </w:rPr>
+              <w:t>Должность, Ф. И. О. [___]</w:t>
+            </w:r>
+          </w:p>
+        </w:tc>
+      </w:tr>
+      <w:tr>
+        <w:trPr>
+          <w:cantSplit/>
+        </w:trPr>
+        <w:tc>
+          <w:tcPr>
+            <w:tcW w:type="dxa" w:w="4933"/>
+            <w:vAlign w:val="center"/>
+          </w:tcPr>
+          <w:p>
+            <w:pPr>
+              <w:spacing w:after="0"/>
+            </w:pPr>
+            <w:r/>
+            <w:r>
+              <w:rPr>
+                <w:b w:val="0"/>
+                <w:color w:val="262F37"/>
+                <w:sz w:val="18"/>
+              </w:rPr>
+              <w:t>Основание полномочий [___]</w:t>
+            </w:r>
+          </w:p>
+        </w:tc>
+        <w:tc>
+          <w:tcPr>
+            <w:tcW w:type="dxa" w:w="4933"/>
+            <w:vAlign w:val="center"/>
+          </w:tcPr>
+          <w:p>
+            <w:pPr>
+              <w:spacing w:after="0"/>
+            </w:pPr>
+            <w:r/>
+            <w:r>
+              <w:rPr>
+                <w:b w:val="0"/>
+                <w:color w:val="262F37"/>
+                <w:sz w:val="18"/>
+              </w:rPr>
+              <w:t>Основание полномочий [___]</w:t>
+            </w:r>
+          </w:p>
+        </w:tc>
+      </w:tr>
+      <w:tr>
+        <w:trPr>
+          <w:cantSplit/>
+        </w:trPr>
+        <w:tc>
+          <w:tcPr>
+            <w:tcW w:type="dxa" w:w="4933"/>
+            <w:vAlign w:val="center"/>
+          </w:tcPr>
+          <w:p>
+            <w:pPr>
+              <w:spacing w:after="0"/>
+            </w:pPr>
+            <w:r/>
+            <w:r>
+              <w:rPr>
+                <w:b w:val="0"/>
+                <w:color w:val="262F37"/>
+                <w:sz w:val="18"/>
+              </w:rPr>
+              <w:t>Подпись [___]  Дата [___]</w:t>
+            </w:r>
+          </w:p>
+        </w:tc>
+        <w:tc>
+          <w:tcPr>
+            <w:tcW w:type="dxa" w:w="4933"/>
+            <w:vAlign w:val="center"/>
+          </w:tcPr>
+          <w:p>
+            <w:pPr>
+              <w:spacing w:after="0"/>
+            </w:pPr>
+            <w:r/>
+            <w:r>
+              <w:rPr>
+                <w:b w:val="0"/>
+                <w:color w:val="262F37"/>
+                <w:sz w:val="18"/>
+              </w:rPr>
+              <w:t>Подпись [___]  Дата [___]</w:t>
+            </w:r>
+          </w:p>
+        </w:tc>
+      </w:tr>
+    </w:tbl>
     <w:sectPr>
-      <w:headerReference w:type="default" r:id="rId9"/>
-      <w:footerReference w:type="default" r:id="rId10"/>
-      <w:pgSz w:w="12240" w:h="15840"/>
-      <w:pgMar w:top="1440" w:right="1800" w:bottom="1440" w:left="1800" w:header="720" w:footer="720" w:gutter="0"/>
+      <w:pgSz w:w="11906" w:h="16838"/>
+      <w:pgMar w:top="964" w:right="1020" w:bottom="964" w:left="1020" w:header="720" w:footer="720" w:gutter="0"/>
       <w:cols w:space="720"/>
       <w:docGrid w:linePitch="360"/>
     </w:sectPr>
   </w:body>
 </w:document>
-</file>
-
-<file path=word/footer1.xml><?xml version="1.0" encoding="utf-8"?>
-<w:ftr xmlns:m="http://schemas.openxmlformats.org/officeDocument/2006/math" xmlns:mc="http://schemas.openxmlformats.org/markup-compatibility/2006" xmlns:mo="http://schemas.microsoft.com/office/mac/office/2008/main" xmlns:mv="urn:schemas-microsoft-com:mac:vml" xmlns:o="urn:schemas-microsoft-com:office:office" xmlns:r="http://schemas.openxmlformats.org/officeDocument/2006/relationships" xmlns:v="urn:schemas-microsoft-com:vml" xmlns:w10="urn:schemas-microsoft-com:office:word" xmlns:w14="http://schemas.microsoft.com/office/word/2010/wordml" xmlns:w="http://schemas.openxmlformats.org/wordprocessingml/2006/main" xmlns:wne="http://schemas.microsoft.com/office/word/2006/wordml" xmlns:wp14="http://schemas.microsoft.com/office/word/2010/wordprocessingDrawing" xmlns:wp="http://schemas.openxmlformats.org/drawingml/2006/wordprocessingDrawing" xmlns:wpc="http://schemas.microsoft.com/office/word/2010/wordprocessingCanvas" xmlns:wpg="http://schemas.microsoft.com/office/word/2010/wordprocessingGroup" xmlns:wpi="http://schemas.microsoft.com/office/word/2010/wordprocessingInk" xmlns:wps="http://schemas.microsoft.com/office/word/2010/wordprocessingShape" mc:Ignorable="w14 wp14">
-  <w:p>
-    <w:pPr>
-      <w:pStyle w:val="Footer"/>
-    </w:pPr>
-  </w:p>
-</w:ftr>
-</file>
-
-<file path=word/header1.xml><?xml version="1.0" encoding="utf-8"?>
-<w:hdr xmlns:m="http://schemas.openxmlformats.org/officeDocument/2006/math" xmlns:mc="http://schemas.openxmlformats.org/markup-compatibility/2006" xmlns:mo="http://schemas.microsoft.com/office/mac/office/2008/main" xmlns:mv="urn:schemas-microsoft-com:mac:vml" xmlns:o="urn:schemas-microsoft-com:office:office" xmlns:r="http://schemas.openxmlformats.org/officeDocument/2006/relationships" xmlns:v="urn:schemas-microsoft-com:vml" xmlns:w10="urn:schemas-microsoft-com:office:word" xmlns:w14="http://schemas.microsoft.com/office/word/2010/wordml" xmlns:w="http://schemas.openxmlformats.org/wordprocessingml/2006/main" xmlns:wne="http://schemas.microsoft.com/office/word/2006/wordml" xmlns:wp14="http://schemas.microsoft.com/office/word/2010/wordprocessingDrawing" xmlns:wp="http://schemas.openxmlformats.org/drawingml/2006/wordprocessingDrawing" xmlns:wpc="http://schemas.microsoft.com/office/word/2010/wordprocessingCanvas" xmlns:wpg="http://schemas.microsoft.com/office/word/2010/wordprocessingGroup" xmlns:wpi="http://schemas.microsoft.com/office/word/2010/wordprocessingInk" xmlns:wps="http://schemas.microsoft.com/office/word/2010/wordprocessingShape" mc:Ignorable="w14 wp14">
-  <w:p>
-    <w:pPr>
-      <w:pStyle w:val="Header"/>
-    </w:pPr>
-  </w:p>
-</w:hdr>
 </file>
 
 <file path=word/numbering.xml><?xml version="1.0" encoding="utf-8"?>
@@ -458,6 +1491,14 @@
     <w:name w:val="Normal"/>
     <w:qFormat/>
     <w:rsid w:val="00FC693F"/>
+    <w:pPr>
+      <w:spacing w:after="100"/>
+    </w:pPr>
+    <w:rPr>
+      <w:rFonts w:ascii="Times New Roman" w:hAnsi="Times New Roman"/>
+      <w:color w:val="262F37"/>
+      <w:sz w:val="21"/>
+    </w:rPr>
   </w:style>
   <w:style w:type="paragraph" w:styleId="Header">
     <w:name w:val="header"/>
@@ -514,15 +1555,15 @@
     <w:pPr>
       <w:keepNext/>
       <w:keepLines/>
-      <w:spacing w:before="480" w:after="0"/>
+      <w:spacing w:before="180" w:after="100"/>
       <w:outlineLvl w:val="0"/>
     </w:pPr>
     <w:rPr>
-      <w:rFonts w:asciiTheme="majorHAnsi" w:eastAsiaTheme="majorEastAsia" w:hAnsiTheme="majorHAnsi" w:cstheme="majorBidi"/>
+      <w:rFonts w:asciiTheme="majorHAnsi" w:eastAsiaTheme="majorEastAsia" w:hAnsiTheme="majorHAnsi" w:cstheme="majorBidi" w:ascii="Times New Roman" w:hAnsi="Times New Roman"/>
       <w:b/>
       <w:bCs/>
-      <w:color w:val="365F91" w:themeColor="accent1" w:themeShade="BF"/>
-      <w:sz w:val="28"/>
+      <w:color w:val="8E6F32"/>
+      <w:sz w:val="24"/>
       <w:szCs w:val="28"/>
     </w:rPr>
   </w:style>
@@ -800,18 +1841,16 @@
     <w:qFormat/>
     <w:rsid w:val="00FC693F"/>
     <w:pPr>
-      <w:pBdr>
-        <w:bottom w:val="single" w:sz="8" w:space="4" w:color="4F81BD" w:themeColor="accent1"/>
-      </w:pBdr>
-      <w:spacing w:after="300" w:line="240" w:lineRule="auto"/>
+      <w:spacing w:after="180" w:line="240" w:lineRule="auto"/>
       <w:contextualSpacing/>
     </w:pPr>
     <w:rPr>
-      <w:rFonts w:asciiTheme="majorHAnsi" w:eastAsiaTheme="majorEastAsia" w:hAnsiTheme="majorHAnsi" w:cstheme="majorBidi"/>
-      <w:color w:val="17365D" w:themeColor="text2" w:themeShade="BF"/>
+      <w:rFonts w:asciiTheme="majorHAnsi" w:eastAsiaTheme="majorEastAsia" w:hAnsiTheme="majorHAnsi" w:cstheme="majorBidi" w:ascii="Times New Roman" w:hAnsi="Times New Roman"/>
+      <w:b/>
+      <w:color w:val="000000"/>
       <w:spacing w:val="5"/>
       <w:kern w:val="28"/>
-      <w:sz w:val="52"/>
+      <w:sz w:val="34"/>
       <w:szCs w:val="52"/>
     </w:rPr>
   </w:style>

--- a/products-storage/02-dopraboty-bez-poter/12-dopsoglashenie-sroki-doprabot.docx
+++ b/products-storage/02-dopraboty-bez-poter/12-dopsoglashenie-sroki-doprabot.docx
@@ -887,7 +887,7 @@
     </w:tbl>
     <w:p>
       <w:r>
-        <w:t>2. Дата завершения всех работ по договору в действующей редакции [___] заменяется на [___] / не меняется. Промежуточные даты, не названные выше, сохраняются по действующему графику.</w:t>
+        <w:t>2. В порядке п. [___] договора стороны меняют сроки: дата завершения всех работ в действующей редакции [___] заменяется на [___] / не меняется. Промежуточные даты, не названные выше, сохраняются по действующему графику.</w:t>
       </w:r>
     </w:p>
     <w:p>

--- a/products-storage/02-dopraboty-bez-poter/12-dopsoglashenie-sroki-doprabot.docx
+++ b/products-storage/02-dopraboty-bez-poter/12-dopsoglashenie-sroki-doprabot.docx
@@ -5,74 +5,924 @@
     <w:p>
       <w:pPr>
         <w:pStyle w:val="Title"/>
-        <w:jc w:val="center"/>
+        <w:jc w:val="left"/>
       </w:pPr>
       <w:r>
-        <w:t>Дополнительное соглашение об изменении сроков (дополнительные работы)</w:t>
-      </w:r>
-    </w:p>
-    <w:p/>
-    <w:p>
-      <w:r>
-        <w:t>Заполните поля в квадратных скобках и удалите подсказки перед отправкой.</w:t>
+        <w:t>Дополнительное соглашение об изменении сроков</w:t>
       </w:r>
     </w:p>
     <w:p>
       <w:r>
-        <w:t>Форма — содержательная часть допсоглашения: преамбулу со сторонами, номер и дату договора подряда и подписные блоки добавьте по вашему договору.</w:t>
+        <w:t>Стороны записывают затронутые этапы и новые контрольные даты по дополнительным работам. Основанием служат согласованный объём, расчёт влияния и обновлённый график.</w:t>
       </w:r>
     </w:p>
     <w:p>
       <w:pPr>
         <w:pStyle w:val="Heading1"/>
+        <w:keepNext/>
+        <w:pageBreakBefore w:val="0"/>
       </w:pPr>
       <w:r>
-        <w:t>Основание</w:t>
+        <w:t>Реквизиты</w:t>
+      </w:r>
+    </w:p>
+    <w:tbl>
+      <w:tblPr>
+        <w:tblStyle w:val="TableGrid"/>
+        <w:tblW w:type="auto" w:w="0"/>
+        <w:jc w:val="center"/>
+        <w:tblLayout w:type="fixed"/>
+        <w:tblLook w:firstColumn="1" w:firstRow="1" w:lastColumn="0" w:lastRow="0" w:noHBand="0" w:noVBand="1" w:val="04A0"/>
+      </w:tblPr>
+      <w:tblGrid>
+        <w:gridCol w:w="2268"/>
+        <w:gridCol w:w="7427"/>
+      </w:tblGrid>
+      <w:tr>
+        <w:trPr>
+          <w:cantSplit/>
+        </w:trPr>
+        <w:tc>
+          <w:tcPr>
+            <w:tcW w:type="dxa" w:w="2268"/>
+            <w:vAlign w:val="center"/>
+            <w:shd w:fill="F3F0E8"/>
+          </w:tcPr>
+          <w:p>
+            <w:pPr>
+              <w:spacing w:after="0"/>
+            </w:pPr>
+            <w:r/>
+            <w:r>
+              <w:rPr>
+                <w:b/>
+                <w:color w:val="262F37"/>
+                <w:sz w:val="18"/>
+              </w:rPr>
+              <w:t>Документ</w:t>
+            </w:r>
+          </w:p>
+        </w:tc>
+        <w:tc>
+          <w:tcPr>
+            <w:tcW w:type="dxa" w:w="7427"/>
+            <w:vAlign w:val="center"/>
+          </w:tcPr>
+          <w:p>
+            <w:pPr>
+              <w:spacing w:after="0"/>
+            </w:pPr>
+            <w:r/>
+            <w:r>
+              <w:rPr>
+                <w:b w:val="0"/>
+                <w:color w:val="262F37"/>
+                <w:sz w:val="18"/>
+              </w:rPr>
+              <w:t>Дополнительное соглашение № [___] от [___]; место [___]</w:t>
+            </w:r>
+          </w:p>
+        </w:tc>
+      </w:tr>
+      <w:tr>
+        <w:trPr>
+          <w:cantSplit/>
+        </w:trPr>
+        <w:tc>
+          <w:tcPr>
+            <w:tcW w:type="dxa" w:w="2268"/>
+            <w:vAlign w:val="center"/>
+            <w:shd w:fill="F3F0E8"/>
+          </w:tcPr>
+          <w:p>
+            <w:pPr>
+              <w:spacing w:after="0"/>
+            </w:pPr>
+            <w:r/>
+            <w:r>
+              <w:rPr>
+                <w:b/>
+                <w:color w:val="262F37"/>
+                <w:sz w:val="18"/>
+              </w:rPr>
+              <w:t>Договор</w:t>
+            </w:r>
+          </w:p>
+        </w:tc>
+        <w:tc>
+          <w:tcPr>
+            <w:tcW w:type="dxa" w:w="7427"/>
+            <w:vAlign w:val="center"/>
+          </w:tcPr>
+          <w:p>
+            <w:pPr>
+              <w:spacing w:after="0"/>
+            </w:pPr>
+            <w:r/>
+            <w:r>
+              <w:rPr>
+                <w:b w:val="0"/>
+                <w:color w:val="262F37"/>
+                <w:sz w:val="18"/>
+              </w:rPr>
+              <w:t>Договор подряда № [___] от [___]; исходное приложение / смета [___]</w:t>
+            </w:r>
+          </w:p>
+        </w:tc>
+      </w:tr>
+      <w:tr>
+        <w:trPr>
+          <w:cantSplit/>
+        </w:trPr>
+        <w:tc>
+          <w:tcPr>
+            <w:tcW w:type="dxa" w:w="2268"/>
+            <w:vAlign w:val="center"/>
+            <w:shd w:fill="F3F0E8"/>
+          </w:tcPr>
+          <w:p>
+            <w:pPr>
+              <w:spacing w:after="0"/>
+            </w:pPr>
+            <w:r/>
+            <w:r>
+              <w:rPr>
+                <w:b/>
+                <w:color w:val="262F37"/>
+                <w:sz w:val="18"/>
+              </w:rPr>
+              <w:t>Объект</w:t>
+            </w:r>
+          </w:p>
+        </w:tc>
+        <w:tc>
+          <w:tcPr>
+            <w:tcW w:type="dxa" w:w="7427"/>
+            <w:vAlign w:val="center"/>
+          </w:tcPr>
+          <w:p>
+            <w:pPr>
+              <w:spacing w:after="0"/>
+            </w:pPr>
+            <w:r/>
+            <w:r>
+              <w:rPr>
+                <w:b w:val="0"/>
+                <w:color w:val="262F37"/>
+                <w:sz w:val="18"/>
+              </w:rPr>
+              <w:t>Наименование, адрес, участок или захватка [___]</w:t>
+            </w:r>
+          </w:p>
+        </w:tc>
+      </w:tr>
+      <w:tr>
+        <w:trPr>
+          <w:cantSplit/>
+        </w:trPr>
+        <w:tc>
+          <w:tcPr>
+            <w:tcW w:type="dxa" w:w="2268"/>
+            <w:vAlign w:val="center"/>
+            <w:shd w:fill="F3F0E8"/>
+          </w:tcPr>
+          <w:p>
+            <w:pPr>
+              <w:spacing w:after="0"/>
+            </w:pPr>
+            <w:r/>
+            <w:r>
+              <w:rPr>
+                <w:b/>
+                <w:color w:val="262F37"/>
+                <w:sz w:val="18"/>
+              </w:rPr>
+              <w:t>Подрядчик</w:t>
+            </w:r>
+          </w:p>
+        </w:tc>
+        <w:tc>
+          <w:tcPr>
+            <w:tcW w:type="dxa" w:w="7427"/>
+            <w:vAlign w:val="center"/>
+          </w:tcPr>
+          <w:p>
+            <w:pPr>
+              <w:spacing w:after="0"/>
+            </w:pPr>
+            <w:r/>
+            <w:r>
+              <w:rPr>
+                <w:b w:val="0"/>
+                <w:color w:val="262F37"/>
+                <w:sz w:val="18"/>
+              </w:rPr>
+              <w:t>Полное наименование, ИНН, адрес [___]</w:t>
+            </w:r>
+          </w:p>
+        </w:tc>
+      </w:tr>
+      <w:tr>
+        <w:trPr>
+          <w:cantSplit/>
+        </w:trPr>
+        <w:tc>
+          <w:tcPr>
+            <w:tcW w:type="dxa" w:w="2268"/>
+            <w:vAlign w:val="center"/>
+            <w:shd w:fill="F3F0E8"/>
+          </w:tcPr>
+          <w:p>
+            <w:pPr>
+              <w:spacing w:after="0"/>
+            </w:pPr>
+            <w:r/>
+            <w:r>
+              <w:rPr>
+                <w:b/>
+                <w:color w:val="262F37"/>
+                <w:sz w:val="18"/>
+              </w:rPr>
+              <w:t>Заказчик</w:t>
+            </w:r>
+          </w:p>
+        </w:tc>
+        <w:tc>
+          <w:tcPr>
+            <w:tcW w:type="dxa" w:w="7427"/>
+            <w:vAlign w:val="center"/>
+          </w:tcPr>
+          <w:p>
+            <w:pPr>
+              <w:spacing w:after="0"/>
+            </w:pPr>
+            <w:r/>
+            <w:r>
+              <w:rPr>
+                <w:b w:val="0"/>
+                <w:color w:val="262F37"/>
+                <w:sz w:val="18"/>
+              </w:rPr>
+              <w:t>Полное наименование, ИНН, адрес [___]</w:t>
+            </w:r>
+          </w:p>
+        </w:tc>
+      </w:tr>
+    </w:tbl>
+    <w:p>
+      <w:pPr>
+        <w:pStyle w:val="Heading1"/>
+        <w:keepNext/>
+        <w:pageBreakBefore w:val="0"/>
+      </w:pPr>
+      <w:r>
+        <w:t>Основание изменения</w:t>
       </w:r>
     </w:p>
     <w:p>
       <w:r>
-        <w:t>Дополнительные работы по допсоглашению № [___] от [___]</w:t>
-        <w:br/>
-        <w:t>Влияние на выполнение работ (затронутые операции): [___]</w:t>
+        <w:t>1. Стороны учитывают дополнительные работы по соглашению 11 № [___] от [___] и согласованию 02 № [___] от [___]. Обоснование влияния на срок: документ 05 № [___] от [___], записи журнала 08 [___].</w:t>
+      </w:r>
+    </w:p>
+    <w:tbl>
+      <w:tblPr>
+        <w:tblStyle w:val="TableGrid"/>
+        <w:tblW w:type="auto" w:w="0"/>
+        <w:jc w:val="center"/>
+        <w:tblLayout w:type="fixed"/>
+        <w:tblLook w:firstColumn="1" w:firstRow="1" w:lastColumn="0" w:lastRow="0" w:noHBand="0" w:noVBand="1" w:val="04A0"/>
+      </w:tblPr>
+      <w:tblGrid>
+        <w:gridCol w:w="2268"/>
+        <w:gridCol w:w="7427"/>
+      </w:tblGrid>
+      <w:tr>
+        <w:trPr>
+          <w:cantSplit/>
+        </w:trPr>
+        <w:tc>
+          <w:tcPr>
+            <w:tcW w:type="dxa" w:w="2268"/>
+            <w:vAlign w:val="center"/>
+            <w:shd w:fill="F3F0E8"/>
+          </w:tcPr>
+          <w:p>
+            <w:pPr>
+              <w:spacing w:after="0"/>
+            </w:pPr>
+            <w:r/>
+            <w:r>
+              <w:rPr>
+                <w:b/>
+                <w:color w:val="262F37"/>
+                <w:sz w:val="18"/>
+              </w:rPr>
+              <w:t>Исходный график</w:t>
+            </w:r>
+          </w:p>
+        </w:tc>
+        <w:tc>
+          <w:tcPr>
+            <w:tcW w:type="dxa" w:w="7427"/>
+            <w:vAlign w:val="center"/>
+          </w:tcPr>
+          <w:p>
+            <w:pPr>
+              <w:spacing w:after="0"/>
+            </w:pPr>
+            <w:r/>
+            <w:r>
+              <w:rPr>
+                <w:b w:val="0"/>
+                <w:color w:val="262F37"/>
+                <w:sz w:val="18"/>
+              </w:rPr>
+              <w:t>Наименование, редакция, приложение к договору, № и дата [___]</w:t>
+            </w:r>
+          </w:p>
+        </w:tc>
+      </w:tr>
+      <w:tr>
+        <w:trPr>
+          <w:cantSplit/>
+        </w:trPr>
+        <w:tc>
+          <w:tcPr>
+            <w:tcW w:type="dxa" w:w="2268"/>
+            <w:vAlign w:val="center"/>
+            <w:shd w:fill="F3F0E8"/>
+          </w:tcPr>
+          <w:p>
+            <w:pPr>
+              <w:spacing w:after="0"/>
+            </w:pPr>
+            <w:r/>
+            <w:r>
+              <w:rPr>
+                <w:b/>
+                <w:color w:val="262F37"/>
+                <w:sz w:val="18"/>
+              </w:rPr>
+              <w:t>Причина смещения</w:t>
+            </w:r>
+          </w:p>
+        </w:tc>
+        <w:tc>
+          <w:tcPr>
+            <w:tcW w:type="dxa" w:w="7427"/>
+            <w:vAlign w:val="center"/>
+          </w:tcPr>
+          <w:p>
+            <w:pPr>
+              <w:spacing w:after="0"/>
+            </w:pPr>
+            <w:r/>
+            <w:r>
+              <w:rPr>
+                <w:b w:val="0"/>
+                <w:color w:val="262F37"/>
+                <w:sz w:val="18"/>
+              </w:rPr>
+              <w:t>Какие дополнительные операции изменяют последовательность или длительность [___]</w:t>
+            </w:r>
+          </w:p>
+        </w:tc>
+      </w:tr>
+      <w:tr>
+        <w:trPr>
+          <w:cantSplit/>
+        </w:trPr>
+        <w:tc>
+          <w:tcPr>
+            <w:tcW w:type="dxa" w:w="2268"/>
+            <w:vAlign w:val="center"/>
+            <w:shd w:fill="F3F0E8"/>
+          </w:tcPr>
+          <w:p>
+            <w:pPr>
+              <w:spacing w:after="0"/>
+            </w:pPr>
+            <w:r/>
+            <w:r>
+              <w:rPr>
+                <w:b/>
+                <w:color w:val="262F37"/>
+                <w:sz w:val="18"/>
+              </w:rPr>
+              <w:t>Период</w:t>
+            </w:r>
+          </w:p>
+        </w:tc>
+        <w:tc>
+          <w:tcPr>
+            <w:tcW w:type="dxa" w:w="7427"/>
+            <w:vAlign w:val="center"/>
+          </w:tcPr>
+          <w:p>
+            <w:pPr>
+              <w:spacing w:after="0"/>
+            </w:pPr>
+            <w:r/>
+            <w:r>
+              <w:rPr>
+                <w:b w:val="0"/>
+                <w:color w:val="262F37"/>
+                <w:sz w:val="18"/>
+              </w:rPr>
+              <w:t>Дата начала события [___]; дата решения [___]; длительность и расчёт [___]</w:t>
+            </w:r>
+          </w:p>
+        </w:tc>
+      </w:tr>
+    </w:tbl>
+    <w:p>
+      <w:pPr>
+        <w:pStyle w:val="Heading1"/>
+        <w:keepNext/>
+        <w:pageBreakBefore w:val="0"/>
+      </w:pPr>
+      <w:r>
+        <w:t>Новые контрольные даты</w:t>
+      </w:r>
+    </w:p>
+    <w:tbl>
+      <w:tblPr>
+        <w:tblStyle w:val="TableGrid"/>
+        <w:tblW w:type="auto" w:w="0"/>
+        <w:tblLayout w:type="fixed"/>
+        <w:tblLook w:firstColumn="1" w:firstRow="1" w:lastColumn="0" w:lastRow="0" w:noHBand="0" w:noVBand="1" w:val="04A0"/>
+      </w:tblPr>
+      <w:tblGrid>
+        <w:gridCol w:w="1973"/>
+        <w:gridCol w:w="1973"/>
+        <w:gridCol w:w="1973"/>
+        <w:gridCol w:w="1973"/>
+        <w:gridCol w:w="1973"/>
+      </w:tblGrid>
+      <w:tr>
+        <w:trPr>
+          <w:cantSplit/>
+        </w:trPr>
+        <w:tc>
+          <w:tcPr>
+            <w:tcW w:type="dxa" w:w="1973"/>
+            <w:vAlign w:val="center"/>
+            <w:shd w:fill="F3F0E8"/>
+          </w:tcPr>
+          <w:p>
+            <w:pPr>
+              <w:spacing w:after="0"/>
+            </w:pPr>
+            <w:r/>
+            <w:r>
+              <w:rPr>
+                <w:b/>
+                <w:color w:val="262F37"/>
+                <w:sz w:val="18"/>
+              </w:rPr>
+              <w:t>Этап / обязательство</w:t>
+            </w:r>
+          </w:p>
+        </w:tc>
+        <w:tc>
+          <w:tcPr>
+            <w:tcW w:type="dxa" w:w="1973"/>
+            <w:vAlign w:val="center"/>
+            <w:shd w:fill="F3F0E8"/>
+          </w:tcPr>
+          <w:p>
+            <w:pPr>
+              <w:spacing w:after="0"/>
+            </w:pPr>
+            <w:r/>
+            <w:r>
+              <w:rPr>
+                <w:b/>
+                <w:color w:val="262F37"/>
+                <w:sz w:val="18"/>
+              </w:rPr>
+              <w:t>Действующая дата</w:t>
+            </w:r>
+          </w:p>
+        </w:tc>
+        <w:tc>
+          <w:tcPr>
+            <w:tcW w:type="dxa" w:w="1973"/>
+            <w:vAlign w:val="center"/>
+            <w:shd w:fill="F3F0E8"/>
+          </w:tcPr>
+          <w:p>
+            <w:pPr>
+              <w:spacing w:after="0"/>
+            </w:pPr>
+            <w:r/>
+            <w:r>
+              <w:rPr>
+                <w:b/>
+                <w:color w:val="262F37"/>
+                <w:sz w:val="18"/>
+              </w:rPr>
+              <w:t>Новая дата</w:t>
+            </w:r>
+          </w:p>
+        </w:tc>
+        <w:tc>
+          <w:tcPr>
+            <w:tcW w:type="dxa" w:w="1973"/>
+            <w:vAlign w:val="center"/>
+            <w:shd w:fill="F3F0E8"/>
+          </w:tcPr>
+          <w:p>
+            <w:pPr>
+              <w:spacing w:after="0"/>
+            </w:pPr>
+            <w:r/>
+            <w:r>
+              <w:rPr>
+                <w:b/>
+                <w:color w:val="262F37"/>
+                <w:sz w:val="18"/>
+              </w:rPr>
+              <w:t>Сдвиг, дней</w:t>
+            </w:r>
+          </w:p>
+        </w:tc>
+        <w:tc>
+          <w:tcPr>
+            <w:tcW w:type="dxa" w:w="1973"/>
+            <w:vAlign w:val="center"/>
+            <w:shd w:fill="F3F0E8"/>
+          </w:tcPr>
+          <w:p>
+            <w:pPr>
+              <w:spacing w:after="0"/>
+            </w:pPr>
+            <w:r/>
+            <w:r>
+              <w:rPr>
+                <w:b/>
+                <w:color w:val="262F37"/>
+                <w:sz w:val="18"/>
+              </w:rPr>
+              <w:t>Основание</w:t>
+            </w:r>
+          </w:p>
+        </w:tc>
+      </w:tr>
+      <w:tr>
+        <w:trPr>
+          <w:cantSplit/>
+        </w:trPr>
+        <w:tc>
+          <w:tcPr>
+            <w:tcW w:type="dxa" w:w="1973"/>
+            <w:vAlign w:val="center"/>
+          </w:tcPr>
+          <w:p>
+            <w:pPr>
+              <w:spacing w:after="0"/>
+            </w:pPr>
+            <w:r/>
+            <w:r>
+              <w:rPr>
+                <w:b w:val="0"/>
+                <w:color w:val="262F37"/>
+                <w:sz w:val="18"/>
+              </w:rPr>
+              <w:t>[___]</w:t>
+            </w:r>
+          </w:p>
+        </w:tc>
+        <w:tc>
+          <w:tcPr>
+            <w:tcW w:type="dxa" w:w="1973"/>
+            <w:vAlign w:val="center"/>
+          </w:tcPr>
+          <w:p>
+            <w:pPr>
+              <w:spacing w:after="0"/>
+            </w:pPr>
+            <w:r/>
+            <w:r>
+              <w:rPr>
+                <w:b w:val="0"/>
+                <w:color w:val="262F37"/>
+                <w:sz w:val="18"/>
+              </w:rPr>
+              <w:t>[___]</w:t>
+            </w:r>
+          </w:p>
+        </w:tc>
+        <w:tc>
+          <w:tcPr>
+            <w:tcW w:type="dxa" w:w="1973"/>
+            <w:vAlign w:val="center"/>
+          </w:tcPr>
+          <w:p>
+            <w:pPr>
+              <w:spacing w:after="0"/>
+            </w:pPr>
+            <w:r/>
+            <w:r>
+              <w:rPr>
+                <w:b w:val="0"/>
+                <w:color w:val="262F37"/>
+                <w:sz w:val="18"/>
+              </w:rPr>
+              <w:t>[___]</w:t>
+            </w:r>
+          </w:p>
+        </w:tc>
+        <w:tc>
+          <w:tcPr>
+            <w:tcW w:type="dxa" w:w="1973"/>
+            <w:vAlign w:val="center"/>
+          </w:tcPr>
+          <w:p>
+            <w:pPr>
+              <w:spacing w:after="0"/>
+            </w:pPr>
+            <w:r/>
+            <w:r>
+              <w:rPr>
+                <w:b w:val="0"/>
+                <w:color w:val="262F37"/>
+                <w:sz w:val="18"/>
+              </w:rPr>
+              <w:t>[___]</w:t>
+            </w:r>
+          </w:p>
+        </w:tc>
+        <w:tc>
+          <w:tcPr>
+            <w:tcW w:type="dxa" w:w="1973"/>
+            <w:vAlign w:val="center"/>
+          </w:tcPr>
+          <w:p>
+            <w:pPr>
+              <w:spacing w:after="0"/>
+            </w:pPr>
+            <w:r/>
+            <w:r>
+              <w:rPr>
+                <w:b w:val="0"/>
+                <w:color w:val="262F37"/>
+                <w:sz w:val="18"/>
+              </w:rPr>
+              <w:t>[___]</w:t>
+            </w:r>
+          </w:p>
+        </w:tc>
+      </w:tr>
+      <w:tr>
+        <w:trPr>
+          <w:cantSplit/>
+        </w:trPr>
+        <w:tc>
+          <w:tcPr>
+            <w:tcW w:type="dxa" w:w="1973"/>
+            <w:vAlign w:val="center"/>
+          </w:tcPr>
+          <w:p>
+            <w:pPr>
+              <w:spacing w:after="0"/>
+            </w:pPr>
+            <w:r/>
+            <w:r>
+              <w:rPr>
+                <w:b w:val="0"/>
+                <w:color w:val="262F37"/>
+                <w:sz w:val="18"/>
+              </w:rPr>
+              <w:t>[___]</w:t>
+            </w:r>
+          </w:p>
+        </w:tc>
+        <w:tc>
+          <w:tcPr>
+            <w:tcW w:type="dxa" w:w="1973"/>
+            <w:vAlign w:val="center"/>
+          </w:tcPr>
+          <w:p>
+            <w:pPr>
+              <w:spacing w:after="0"/>
+            </w:pPr>
+            <w:r/>
+            <w:r>
+              <w:rPr>
+                <w:b w:val="0"/>
+                <w:color w:val="262F37"/>
+                <w:sz w:val="18"/>
+              </w:rPr>
+              <w:t>[___]</w:t>
+            </w:r>
+          </w:p>
+        </w:tc>
+        <w:tc>
+          <w:tcPr>
+            <w:tcW w:type="dxa" w:w="1973"/>
+            <w:vAlign w:val="center"/>
+          </w:tcPr>
+          <w:p>
+            <w:pPr>
+              <w:spacing w:after="0"/>
+            </w:pPr>
+            <w:r/>
+            <w:r>
+              <w:rPr>
+                <w:b w:val="0"/>
+                <w:color w:val="262F37"/>
+                <w:sz w:val="18"/>
+              </w:rPr>
+              <w:t>[___]</w:t>
+            </w:r>
+          </w:p>
+        </w:tc>
+        <w:tc>
+          <w:tcPr>
+            <w:tcW w:type="dxa" w:w="1973"/>
+            <w:vAlign w:val="center"/>
+          </w:tcPr>
+          <w:p>
+            <w:pPr>
+              <w:spacing w:after="0"/>
+            </w:pPr>
+            <w:r/>
+            <w:r>
+              <w:rPr>
+                <w:b w:val="0"/>
+                <w:color w:val="262F37"/>
+                <w:sz w:val="18"/>
+              </w:rPr>
+              <w:t>[___]</w:t>
+            </w:r>
+          </w:p>
+        </w:tc>
+        <w:tc>
+          <w:tcPr>
+            <w:tcW w:type="dxa" w:w="1973"/>
+            <w:vAlign w:val="center"/>
+          </w:tcPr>
+          <w:p>
+            <w:pPr>
+              <w:spacing w:after="0"/>
+            </w:pPr>
+            <w:r/>
+            <w:r>
+              <w:rPr>
+                <w:b w:val="0"/>
+                <w:color w:val="262F37"/>
+                <w:sz w:val="18"/>
+              </w:rPr>
+              <w:t>[___]</w:t>
+            </w:r>
+          </w:p>
+        </w:tc>
+      </w:tr>
+      <w:tr>
+        <w:trPr>
+          <w:cantSplit/>
+        </w:trPr>
+        <w:tc>
+          <w:tcPr>
+            <w:tcW w:type="dxa" w:w="1973"/>
+            <w:vAlign w:val="center"/>
+          </w:tcPr>
+          <w:p>
+            <w:pPr>
+              <w:spacing w:after="0"/>
+            </w:pPr>
+            <w:r/>
+            <w:r>
+              <w:rPr>
+                <w:b w:val="0"/>
+                <w:color w:val="262F37"/>
+                <w:sz w:val="18"/>
+              </w:rPr>
+              <w:t>[___]</w:t>
+            </w:r>
+          </w:p>
+        </w:tc>
+        <w:tc>
+          <w:tcPr>
+            <w:tcW w:type="dxa" w:w="1973"/>
+            <w:vAlign w:val="center"/>
+          </w:tcPr>
+          <w:p>
+            <w:pPr>
+              <w:spacing w:after="0"/>
+            </w:pPr>
+            <w:r/>
+            <w:r>
+              <w:rPr>
+                <w:b w:val="0"/>
+                <w:color w:val="262F37"/>
+                <w:sz w:val="18"/>
+              </w:rPr>
+              <w:t>[___]</w:t>
+            </w:r>
+          </w:p>
+        </w:tc>
+        <w:tc>
+          <w:tcPr>
+            <w:tcW w:type="dxa" w:w="1973"/>
+            <w:vAlign w:val="center"/>
+          </w:tcPr>
+          <w:p>
+            <w:pPr>
+              <w:spacing w:after="0"/>
+            </w:pPr>
+            <w:r/>
+            <w:r>
+              <w:rPr>
+                <w:b w:val="0"/>
+                <w:color w:val="262F37"/>
+                <w:sz w:val="18"/>
+              </w:rPr>
+              <w:t>[___]</w:t>
+            </w:r>
+          </w:p>
+        </w:tc>
+        <w:tc>
+          <w:tcPr>
+            <w:tcW w:type="dxa" w:w="1973"/>
+            <w:vAlign w:val="center"/>
+          </w:tcPr>
+          <w:p>
+            <w:pPr>
+              <w:spacing w:after="0"/>
+            </w:pPr>
+            <w:r/>
+            <w:r>
+              <w:rPr>
+                <w:b w:val="0"/>
+                <w:color w:val="262F37"/>
+                <w:sz w:val="18"/>
+              </w:rPr>
+              <w:t>[___]</w:t>
+            </w:r>
+          </w:p>
+        </w:tc>
+        <w:tc>
+          <w:tcPr>
+            <w:tcW w:type="dxa" w:w="1973"/>
+            <w:vAlign w:val="center"/>
+          </w:tcPr>
+          <w:p>
+            <w:pPr>
+              <w:spacing w:after="0"/>
+            </w:pPr>
+            <w:r/>
+            <w:r>
+              <w:rPr>
+                <w:b w:val="0"/>
+                <w:color w:val="262F37"/>
+                <w:sz w:val="18"/>
+              </w:rPr>
+              <w:t>[___]</w:t>
+            </w:r>
+          </w:p>
+        </w:tc>
+      </w:tr>
+    </w:tbl>
+    <w:p>
+      <w:r>
+        <w:t>2. В порядке п. [___] договора стороны меняют сроки: дата завершения всех работ в действующей редакции [___] заменяется на [___] / не меняется. Промежуточные даты, не названные выше, сохраняются по действующему графику.</w:t>
       </w:r>
     </w:p>
     <w:p>
       <w:pPr>
         <w:pStyle w:val="Heading1"/>
+        <w:keepNext/>
+        <w:pageBreakBefore w:val="0"/>
       </w:pPr>
       <w:r>
-        <w:t>Новые сроки</w:t>
+        <w:t>График и действие</w:t>
       </w:r>
     </w:p>
     <w:p>
       <w:r>
-        <w:t>Затронутые этапы и даты: [___]</w:t>
-        <w:br/>
-        <w:t>Новая дата завершения работ: [___]</w:t>
-        <w:br/>
-        <w:t>Обновлённый календарный план является приложением.</w:t>
+        <w:t>3. Обновлённый календарный график № [___] от [___] является приложением к соглашению и подписывается сторонами. Укажите ответственных за передачу исходных данных и фронта: [___].</w:t>
+      </w:r>
+    </w:p>
+    <w:p>
+      <w:r>
+        <w:t>4. Соглашение действует с даты подписания сторонами [___], если стороны не указали иную допустимую дату действия: [___]. Порядок оплаты и цена регулируются договором и соглашением 11; прочие условия договора сохраняются.</w:t>
+      </w:r>
+    </w:p>
+    <w:p>
+      <w:r>
+        <w:t>5. Экземпляров [___], по одному каждой стороне / иной порядок [___]. Приложения: обоснование 05 [___], обновлённый график [___], подтверждающие документы [___].</w:t>
       </w:r>
     </w:p>
     <w:p>
       <w:pPr>
         <w:pStyle w:val="Heading1"/>
+        <w:keepNext/>
+        <w:pageBreakBefore w:val="0"/>
       </w:pPr>
       <w:r>
-        <w:t>Заключительные положения</w:t>
-      </w:r>
-    </w:p>
-    <w:p>
-      <w:r>
-        <w:t>Остальные условия договора не изменяются. Соглашение вступает в силу с момента подписания сторонами.</w:t>
-      </w:r>
-    </w:p>
-    <w:p>
-      <w:pPr>
-        <w:pStyle w:val="Heading1"/>
-      </w:pPr>
-      <w:r>
-        <w:t>Контроль перед использованием</w:t>
+        <w:t>Подписи сторон</w:t>
       </w:r>
     </w:p>
     <w:tbl>
@@ -82,151 +932,195 @@
         <w:tblLook w:firstColumn="1" w:firstRow="1" w:lastColumn="0" w:lastRow="0" w:noHBand="0" w:noVBand="1" w:val="04A0"/>
       </w:tblPr>
       <w:tblGrid>
-        <w:gridCol w:w="4320"/>
-        <w:gridCol w:w="4320"/>
+        <w:gridCol w:w="4933"/>
+        <w:gridCol w:w="4933"/>
       </w:tblGrid>
       <w:tr>
+        <w:trPr>
+          <w:cantSplit/>
+        </w:trPr>
         <w:tc>
           <w:tcPr>
-            <w:tcW w:type="dxa" w:w="4320"/>
+            <w:tcW w:type="dxa" w:w="4933"/>
+            <w:vAlign w:val="center"/>
+            <w:shd w:fill="F3F0E8"/>
           </w:tcPr>
           <w:p>
+            <w:pPr>
+              <w:spacing w:after="0"/>
+            </w:pPr>
+            <w:r/>
             <w:r>
-              <w:t>Статус</w:t>
+              <w:rPr>
+                <w:b/>
+                <w:color w:val="262F37"/>
+                <w:sz w:val="18"/>
+              </w:rPr>
+              <w:t>Подрядчик</w:t>
             </w:r>
           </w:p>
         </w:tc>
         <w:tc>
           <w:tcPr>
-            <w:tcW w:type="dxa" w:w="4320"/>
+            <w:tcW w:type="dxa" w:w="4933"/>
+            <w:vAlign w:val="center"/>
+            <w:shd w:fill="F3F0E8"/>
           </w:tcPr>
           <w:p>
+            <w:pPr>
+              <w:spacing w:after="0"/>
+            </w:pPr>
+            <w:r/>
             <w:r>
-              <w:t>Проверка</w:t>
+              <w:rPr>
+                <w:b/>
+                <w:color w:val="262F37"/>
+                <w:sz w:val="18"/>
+              </w:rPr>
+              <w:t>Заказчик</w:t>
             </w:r>
           </w:p>
         </w:tc>
       </w:tr>
       <w:tr>
+        <w:trPr>
+          <w:cantSplit/>
+        </w:trPr>
         <w:tc>
           <w:tcPr>
-            <w:tcW w:type="dxa" w:w="4320"/>
+            <w:tcW w:type="dxa" w:w="4933"/>
+            <w:vAlign w:val="center"/>
           </w:tcPr>
           <w:p>
+            <w:pPr>
+              <w:spacing w:after="0"/>
+            </w:pPr>
+            <w:r/>
             <w:r>
-              <w:t>☐</w:t>
+              <w:rPr>
+                <w:b w:val="0"/>
+                <w:color w:val="262F37"/>
+                <w:sz w:val="18"/>
+              </w:rPr>
+              <w:t>Должность, Ф. И. О. [___]</w:t>
             </w:r>
           </w:p>
         </w:tc>
         <w:tc>
           <w:tcPr>
-            <w:tcW w:type="dxa" w:w="4320"/>
+            <w:tcW w:type="dxa" w:w="4933"/>
+            <w:vAlign w:val="center"/>
           </w:tcPr>
           <w:p>
+            <w:pPr>
+              <w:spacing w:after="0"/>
+            </w:pPr>
+            <w:r/>
             <w:r>
-              <w:t>Сверено с договором и приложениями</w:t>
+              <w:rPr>
+                <w:b w:val="0"/>
+                <w:color w:val="262F37"/>
+                <w:sz w:val="18"/>
+              </w:rPr>
+              <w:t>Должность, Ф. И. О. [___]</w:t>
             </w:r>
           </w:p>
         </w:tc>
       </w:tr>
       <w:tr>
+        <w:trPr>
+          <w:cantSplit/>
+        </w:trPr>
         <w:tc>
           <w:tcPr>
-            <w:tcW w:type="dxa" w:w="4320"/>
+            <w:tcW w:type="dxa" w:w="4933"/>
+            <w:vAlign w:val="center"/>
           </w:tcPr>
           <w:p>
+            <w:pPr>
+              <w:spacing w:after="0"/>
+            </w:pPr>
+            <w:r/>
             <w:r>
-              <w:t>☐</w:t>
+              <w:rPr>
+                <w:b w:val="0"/>
+                <w:color w:val="262F37"/>
+                <w:sz w:val="18"/>
+              </w:rPr>
+              <w:t>Основание полномочий [___]</w:t>
             </w:r>
           </w:p>
         </w:tc>
         <w:tc>
           <w:tcPr>
-            <w:tcW w:type="dxa" w:w="4320"/>
+            <w:tcW w:type="dxa" w:w="4933"/>
+            <w:vAlign w:val="center"/>
           </w:tcPr>
           <w:p>
+            <w:pPr>
+              <w:spacing w:after="0"/>
+            </w:pPr>
+            <w:r/>
             <w:r>
-              <w:t>Проверены полномочия подписанта и адресат</w:t>
+              <w:rPr>
+                <w:b w:val="0"/>
+                <w:color w:val="262F37"/>
+                <w:sz w:val="18"/>
+              </w:rPr>
+              <w:t>Основание полномочий [___]</w:t>
             </w:r>
           </w:p>
         </w:tc>
       </w:tr>
       <w:tr>
+        <w:trPr>
+          <w:cantSplit/>
+        </w:trPr>
         <w:tc>
           <w:tcPr>
-            <w:tcW w:type="dxa" w:w="4320"/>
+            <w:tcW w:type="dxa" w:w="4933"/>
+            <w:vAlign w:val="center"/>
           </w:tcPr>
           <w:p>
+            <w:pPr>
+              <w:spacing w:after="0"/>
+            </w:pPr>
+            <w:r/>
             <w:r>
-              <w:t>☐</w:t>
+              <w:rPr>
+                <w:b w:val="0"/>
+                <w:color w:val="262F37"/>
+                <w:sz w:val="18"/>
+              </w:rPr>
+              <w:t>Подпись [___]  Дата [___]</w:t>
             </w:r>
           </w:p>
         </w:tc>
         <w:tc>
           <w:tcPr>
-            <w:tcW w:type="dxa" w:w="4320"/>
+            <w:tcW w:type="dxa" w:w="4933"/>
+            <w:vAlign w:val="center"/>
           </w:tcPr>
           <w:p>
+            <w:pPr>
+              <w:spacing w:after="0"/>
+            </w:pPr>
+            <w:r/>
             <w:r>
-              <w:t>Приложения названы и приложены</w:t>
-            </w:r>
-          </w:p>
-        </w:tc>
-      </w:tr>
-      <w:tr>
-        <w:tc>
-          <w:tcPr>
-            <w:tcW w:type="dxa" w:w="4320"/>
-          </w:tcPr>
-          <w:p>
-            <w:r>
-              <w:t>☐</w:t>
-            </w:r>
-          </w:p>
-        </w:tc>
-        <w:tc>
-          <w:tcPr>
-            <w:tcW w:type="dxa" w:w="4320"/>
-          </w:tcPr>
-          <w:p>
-            <w:r>
-              <w:t>Зафиксирован доказуемый канал отправки</w:t>
-            </w:r>
-          </w:p>
-        </w:tc>
-      </w:tr>
-      <w:tr>
-        <w:tc>
-          <w:tcPr>
-            <w:tcW w:type="dxa" w:w="4320"/>
-          </w:tcPr>
-          <w:p>
-            <w:r>
-              <w:t>☐</w:t>
-            </w:r>
-          </w:p>
-        </w:tc>
-        <w:tc>
-          <w:tcPr>
-            <w:tcW w:type="dxa" w:w="4320"/>
-          </w:tcPr>
-          <w:p>
-            <w:r>
-              <w:t>Юридически значимые формулировки проверены специалистом</w:t>
+              <w:rPr>
+                <w:b w:val="0"/>
+                <w:color w:val="262F37"/>
+                <w:sz w:val="18"/>
+              </w:rPr>
+              <w:t>Подпись [___]  Дата [___]</w:t>
             </w:r>
           </w:p>
         </w:tc>
       </w:tr>
     </w:tbl>
-    <w:p/>
-    <w:p>
-      <w:r>
-        <w:t>Важно: шаблон не заменяет анализ договора, проектной документации и обстоятельств конкретного объекта.</w:t>
-      </w:r>
-    </w:p>
     <w:sectPr>
-      <w:pgSz w:w="12240" w:h="15840"/>
-      <w:pgMar w:top="1440" w:right="1800" w:bottom="1440" w:left="1800" w:header="720" w:footer="720" w:gutter="0"/>
+      <w:pgSz w:w="11906" w:h="16838"/>
+      <w:pgMar w:top="964" w:right="1020" w:bottom="964" w:left="1020" w:header="720" w:footer="720" w:gutter="0"/>
       <w:cols w:space="720"/>
       <w:docGrid w:linePitch="360"/>
     </w:sectPr>
@@ -597,6 +1491,14 @@
     <w:name w:val="Normal"/>
     <w:qFormat/>
     <w:rsid w:val="00FC693F"/>
+    <w:pPr>
+      <w:spacing w:after="100"/>
+    </w:pPr>
+    <w:rPr>
+      <w:rFonts w:ascii="Times New Roman" w:hAnsi="Times New Roman"/>
+      <w:color w:val="262F37"/>
+      <w:sz w:val="21"/>
+    </w:rPr>
   </w:style>
   <w:style w:type="paragraph" w:styleId="Header">
     <w:name w:val="header"/>
@@ -653,15 +1555,15 @@
     <w:pPr>
       <w:keepNext/>
       <w:keepLines/>
-      <w:spacing w:before="480" w:after="0"/>
+      <w:spacing w:before="180" w:after="100"/>
       <w:outlineLvl w:val="0"/>
     </w:pPr>
     <w:rPr>
-      <w:rFonts w:asciiTheme="majorHAnsi" w:eastAsiaTheme="majorEastAsia" w:hAnsiTheme="majorHAnsi" w:cstheme="majorBidi"/>
+      <w:rFonts w:asciiTheme="majorHAnsi" w:eastAsiaTheme="majorEastAsia" w:hAnsiTheme="majorHAnsi" w:cstheme="majorBidi" w:ascii="Times New Roman" w:hAnsi="Times New Roman"/>
       <w:b/>
       <w:bCs/>
-      <w:color w:val="365F91" w:themeColor="accent1" w:themeShade="BF"/>
-      <w:sz w:val="28"/>
+      <w:color w:val="8E6F32"/>
+      <w:sz w:val="24"/>
       <w:szCs w:val="28"/>
     </w:rPr>
   </w:style>
@@ -939,18 +1841,16 @@
     <w:qFormat/>
     <w:rsid w:val="00FC693F"/>
     <w:pPr>
-      <w:pBdr>
-        <w:bottom w:val="single" w:sz="8" w:space="4" w:color="4F81BD" w:themeColor="accent1"/>
-      </w:pBdr>
-      <w:spacing w:after="300" w:line="240" w:lineRule="auto"/>
+      <w:spacing w:after="180" w:line="240" w:lineRule="auto"/>
       <w:contextualSpacing/>
     </w:pPr>
     <w:rPr>
-      <w:rFonts w:asciiTheme="majorHAnsi" w:eastAsiaTheme="majorEastAsia" w:hAnsiTheme="majorHAnsi" w:cstheme="majorBidi"/>
-      <w:color w:val="17365D" w:themeColor="text2" w:themeShade="BF"/>
+      <w:rFonts w:asciiTheme="majorHAnsi" w:eastAsiaTheme="majorEastAsia" w:hAnsiTheme="majorHAnsi" w:cstheme="majorBidi" w:ascii="Times New Roman" w:hAnsi="Times New Roman"/>
+      <w:b/>
+      <w:color w:val="000000"/>
       <w:spacing w:val="5"/>
       <w:kern w:val="28"/>
-      <w:sz w:val="52"/>
+      <w:sz w:val="34"/>
       <w:szCs w:val="52"/>
     </w:rPr>
   </w:style>

--- a/products-storage/02-dopraboty-bez-poter/12-dopsoglashenie-sroki-doprabot.docx
+++ b/products-storage/02-dopraboty-bez-poter/12-dopsoglashenie-sroki-doprabot.docx
@@ -8,12 +8,11 @@
         <w:jc w:val="left"/>
       </w:pPr>
       <w:r>
+        <w:rPr>
+          <w:rFonts w:ascii="Arial" w:hAnsi="Arial"/>
+          <w:color w:val="AE8031"/>
+        </w:rPr>
         <w:t>Дополнительное соглашение об изменении сроков</w:t>
-      </w:r>
-    </w:p>
-    <w:p>
-      <w:r>
-        <w:t>Стороны записывают затронутые этапы и новые контрольные даты по дополнительным работам. Основанием служат согласованный объём, расчёт влияния и обновлённый график.</w:t>
       </w:r>
     </w:p>
     <w:p>
@@ -23,6 +22,9 @@
         <w:pageBreakBefore w:val="0"/>
       </w:pPr>
       <w:r>
+        <w:rPr>
+          <w:rFonts w:ascii="Arial" w:hAnsi="Arial"/>
+        </w:rPr>
         <w:t>Реквизиты</w:t>
       </w:r>
     </w:p>
@@ -55,6 +57,7 @@
             <w:r/>
             <w:r>
               <w:rPr>
+                <w:rFonts w:ascii="Arial" w:hAnsi="Arial"/>
                 <w:b/>
                 <w:color w:val="262F37"/>
                 <w:sz w:val="18"/>
@@ -75,6 +78,7 @@
             <w:r/>
             <w:r>
               <w:rPr>
+                <w:rFonts w:ascii="Arial" w:hAnsi="Arial"/>
                 <w:b w:val="0"/>
                 <w:color w:val="262F37"/>
                 <w:sz w:val="18"/>
@@ -101,6 +105,7 @@
             <w:r/>
             <w:r>
               <w:rPr>
+                <w:rFonts w:ascii="Arial" w:hAnsi="Arial"/>
                 <w:b/>
                 <w:color w:val="262F37"/>
                 <w:sz w:val="18"/>
@@ -121,6 +126,7 @@
             <w:r/>
             <w:r>
               <w:rPr>
+                <w:rFonts w:ascii="Arial" w:hAnsi="Arial"/>
                 <w:b w:val="0"/>
                 <w:color w:val="262F37"/>
                 <w:sz w:val="18"/>
@@ -147,6 +153,7 @@
             <w:r/>
             <w:r>
               <w:rPr>
+                <w:rFonts w:ascii="Arial" w:hAnsi="Arial"/>
                 <w:b/>
                 <w:color w:val="262F37"/>
                 <w:sz w:val="18"/>
@@ -167,6 +174,7 @@
             <w:r/>
             <w:r>
               <w:rPr>
+                <w:rFonts w:ascii="Arial" w:hAnsi="Arial"/>
                 <w:b w:val="0"/>
                 <w:color w:val="262F37"/>
                 <w:sz w:val="18"/>
@@ -193,6 +201,7 @@
             <w:r/>
             <w:r>
               <w:rPr>
+                <w:rFonts w:ascii="Arial" w:hAnsi="Arial"/>
                 <w:b/>
                 <w:color w:val="262F37"/>
                 <w:sz w:val="18"/>
@@ -213,6 +222,7 @@
             <w:r/>
             <w:r>
               <w:rPr>
+                <w:rFonts w:ascii="Arial" w:hAnsi="Arial"/>
                 <w:b w:val="0"/>
                 <w:color w:val="262F37"/>
                 <w:sz w:val="18"/>
@@ -239,6 +249,7 @@
             <w:r/>
             <w:r>
               <w:rPr>
+                <w:rFonts w:ascii="Arial" w:hAnsi="Arial"/>
                 <w:b/>
                 <w:color w:val="262F37"/>
                 <w:sz w:val="18"/>
@@ -259,6 +270,7 @@
             <w:r/>
             <w:r>
               <w:rPr>
+                <w:rFonts w:ascii="Arial" w:hAnsi="Arial"/>
                 <w:b w:val="0"/>
                 <w:color w:val="262F37"/>
                 <w:sz w:val="18"/>
@@ -276,11 +288,17 @@
         <w:pageBreakBefore w:val="0"/>
       </w:pPr>
       <w:r>
+        <w:rPr>
+          <w:rFonts w:ascii="Arial" w:hAnsi="Arial"/>
+        </w:rPr>
         <w:t>Основание изменения</w:t>
       </w:r>
     </w:p>
     <w:p>
       <w:r>
+        <w:rPr>
+          <w:rFonts w:ascii="Arial" w:hAnsi="Arial"/>
+        </w:rPr>
         <w:t>1. Стороны учитывают дополнительные работы по соглашению 11 № [___] от [___] и согласованию 02 № [___] от [___]. Обоснование влияния на срок: документ 05 № [___] от [___], записи журнала 08 [___].</w:t>
       </w:r>
     </w:p>
@@ -313,6 +331,7 @@
             <w:r/>
             <w:r>
               <w:rPr>
+                <w:rFonts w:ascii="Arial" w:hAnsi="Arial"/>
                 <w:b/>
                 <w:color w:val="262F37"/>
                 <w:sz w:val="18"/>
@@ -333,6 +352,7 @@
             <w:r/>
             <w:r>
               <w:rPr>
+                <w:rFonts w:ascii="Arial" w:hAnsi="Arial"/>
                 <w:b w:val="0"/>
                 <w:color w:val="262F37"/>
                 <w:sz w:val="18"/>
@@ -359,6 +379,7 @@
             <w:r/>
             <w:r>
               <w:rPr>
+                <w:rFonts w:ascii="Arial" w:hAnsi="Arial"/>
                 <w:b/>
                 <w:color w:val="262F37"/>
                 <w:sz w:val="18"/>
@@ -379,6 +400,7 @@
             <w:r/>
             <w:r>
               <w:rPr>
+                <w:rFonts w:ascii="Arial" w:hAnsi="Arial"/>
                 <w:b w:val="0"/>
                 <w:color w:val="262F37"/>
                 <w:sz w:val="18"/>
@@ -405,6 +427,7 @@
             <w:r/>
             <w:r>
               <w:rPr>
+                <w:rFonts w:ascii="Arial" w:hAnsi="Arial"/>
                 <w:b/>
                 <w:color w:val="262F37"/>
                 <w:sz w:val="18"/>
@@ -425,6 +448,7 @@
             <w:r/>
             <w:r>
               <w:rPr>
+                <w:rFonts w:ascii="Arial" w:hAnsi="Arial"/>
                 <w:b w:val="0"/>
                 <w:color w:val="262F37"/>
                 <w:sz w:val="18"/>
@@ -442,6 +466,9 @@
         <w:pageBreakBefore w:val="0"/>
       </w:pPr>
       <w:r>
+        <w:rPr>
+          <w:rFonts w:ascii="Arial" w:hAnsi="Arial"/>
+        </w:rPr>
         <w:t>Новые контрольные даты</w:t>
       </w:r>
     </w:p>
@@ -476,6 +503,7 @@
             <w:r/>
             <w:r>
               <w:rPr>
+                <w:rFonts w:ascii="Arial" w:hAnsi="Arial"/>
                 <w:b/>
                 <w:color w:val="262F37"/>
                 <w:sz w:val="18"/>
@@ -497,6 +525,7 @@
             <w:r/>
             <w:r>
               <w:rPr>
+                <w:rFonts w:ascii="Arial" w:hAnsi="Arial"/>
                 <w:b/>
                 <w:color w:val="262F37"/>
                 <w:sz w:val="18"/>
@@ -518,6 +547,7 @@
             <w:r/>
             <w:r>
               <w:rPr>
+                <w:rFonts w:ascii="Arial" w:hAnsi="Arial"/>
                 <w:b/>
                 <w:color w:val="262F37"/>
                 <w:sz w:val="18"/>
@@ -539,6 +569,7 @@
             <w:r/>
             <w:r>
               <w:rPr>
+                <w:rFonts w:ascii="Arial" w:hAnsi="Arial"/>
                 <w:b/>
                 <w:color w:val="262F37"/>
                 <w:sz w:val="18"/>
@@ -560,6 +591,7 @@
             <w:r/>
             <w:r>
               <w:rPr>
+                <w:rFonts w:ascii="Arial" w:hAnsi="Arial"/>
                 <w:b/>
                 <w:color w:val="262F37"/>
                 <w:sz w:val="18"/>
@@ -585,6 +617,7 @@
             <w:r/>
             <w:r>
               <w:rPr>
+                <w:rFonts w:ascii="Arial" w:hAnsi="Arial"/>
                 <w:b w:val="0"/>
                 <w:color w:val="262F37"/>
                 <w:sz w:val="18"/>
@@ -605,6 +638,7 @@
             <w:r/>
             <w:r>
               <w:rPr>
+                <w:rFonts w:ascii="Arial" w:hAnsi="Arial"/>
                 <w:b w:val="0"/>
                 <w:color w:val="262F37"/>
                 <w:sz w:val="18"/>
@@ -625,6 +659,7 @@
             <w:r/>
             <w:r>
               <w:rPr>
+                <w:rFonts w:ascii="Arial" w:hAnsi="Arial"/>
                 <w:b w:val="0"/>
                 <w:color w:val="262F37"/>
                 <w:sz w:val="18"/>
@@ -645,6 +680,7 @@
             <w:r/>
             <w:r>
               <w:rPr>
+                <w:rFonts w:ascii="Arial" w:hAnsi="Arial"/>
                 <w:b w:val="0"/>
                 <w:color w:val="262F37"/>
                 <w:sz w:val="18"/>
@@ -665,6 +701,7 @@
             <w:r/>
             <w:r>
               <w:rPr>
+                <w:rFonts w:ascii="Arial" w:hAnsi="Arial"/>
                 <w:b w:val="0"/>
                 <w:color w:val="262F37"/>
                 <w:sz w:val="18"/>
@@ -690,6 +727,7 @@
             <w:r/>
             <w:r>
               <w:rPr>
+                <w:rFonts w:ascii="Arial" w:hAnsi="Arial"/>
                 <w:b w:val="0"/>
                 <w:color w:val="262F37"/>
                 <w:sz w:val="18"/>
@@ -710,6 +748,7 @@
             <w:r/>
             <w:r>
               <w:rPr>
+                <w:rFonts w:ascii="Arial" w:hAnsi="Arial"/>
                 <w:b w:val="0"/>
                 <w:color w:val="262F37"/>
                 <w:sz w:val="18"/>
@@ -730,6 +769,7 @@
             <w:r/>
             <w:r>
               <w:rPr>
+                <w:rFonts w:ascii="Arial" w:hAnsi="Arial"/>
                 <w:b w:val="0"/>
                 <w:color w:val="262F37"/>
                 <w:sz w:val="18"/>
@@ -750,6 +790,7 @@
             <w:r/>
             <w:r>
               <w:rPr>
+                <w:rFonts w:ascii="Arial" w:hAnsi="Arial"/>
                 <w:b w:val="0"/>
                 <w:color w:val="262F37"/>
                 <w:sz w:val="18"/>
@@ -770,6 +811,7 @@
             <w:r/>
             <w:r>
               <w:rPr>
+                <w:rFonts w:ascii="Arial" w:hAnsi="Arial"/>
                 <w:b w:val="0"/>
                 <w:color w:val="262F37"/>
                 <w:sz w:val="18"/>
@@ -795,6 +837,7 @@
             <w:r/>
             <w:r>
               <w:rPr>
+                <w:rFonts w:ascii="Arial" w:hAnsi="Arial"/>
                 <w:b w:val="0"/>
                 <w:color w:val="262F37"/>
                 <w:sz w:val="18"/>
@@ -815,6 +858,7 @@
             <w:r/>
             <w:r>
               <w:rPr>
+                <w:rFonts w:ascii="Arial" w:hAnsi="Arial"/>
                 <w:b w:val="0"/>
                 <w:color w:val="262F37"/>
                 <w:sz w:val="18"/>
@@ -835,6 +879,7 @@
             <w:r/>
             <w:r>
               <w:rPr>
+                <w:rFonts w:ascii="Arial" w:hAnsi="Arial"/>
                 <w:b w:val="0"/>
                 <w:color w:val="262F37"/>
                 <w:sz w:val="18"/>
@@ -855,6 +900,7 @@
             <w:r/>
             <w:r>
               <w:rPr>
+                <w:rFonts w:ascii="Arial" w:hAnsi="Arial"/>
                 <w:b w:val="0"/>
                 <w:color w:val="262F37"/>
                 <w:sz w:val="18"/>
@@ -875,6 +921,7 @@
             <w:r/>
             <w:r>
               <w:rPr>
+                <w:rFonts w:ascii="Arial" w:hAnsi="Arial"/>
                 <w:b w:val="0"/>
                 <w:color w:val="262F37"/>
                 <w:sz w:val="18"/>
@@ -887,6 +934,9 @@
     </w:tbl>
     <w:p>
       <w:r>
+        <w:rPr>
+          <w:rFonts w:ascii="Arial" w:hAnsi="Arial"/>
+        </w:rPr>
         <w:t>2. В порядке п. [___] договора стороны меняют сроки: дата завершения всех работ в действующей редакции [___] заменяется на [___] / не меняется. Промежуточные даты, не названные выше, сохраняются по действующему графику.</w:t>
       </w:r>
     </w:p>
@@ -897,21 +947,33 @@
         <w:pageBreakBefore w:val="0"/>
       </w:pPr>
       <w:r>
+        <w:rPr>
+          <w:rFonts w:ascii="Arial" w:hAnsi="Arial"/>
+        </w:rPr>
         <w:t>График и действие</w:t>
       </w:r>
     </w:p>
     <w:p>
       <w:r>
+        <w:rPr>
+          <w:rFonts w:ascii="Arial" w:hAnsi="Arial"/>
+        </w:rPr>
         <w:t>3. Обновлённый календарный график № [___] от [___] является приложением к соглашению и подписывается сторонами. Укажите ответственных за передачу исходных данных и фронта: [___].</w:t>
       </w:r>
     </w:p>
     <w:p>
       <w:r>
+        <w:rPr>
+          <w:rFonts w:ascii="Arial" w:hAnsi="Arial"/>
+        </w:rPr>
         <w:t>4. Соглашение действует с даты подписания сторонами [___], если стороны не указали иную допустимую дату действия: [___]. Порядок оплаты и цена регулируются договором и соглашением 11; прочие условия договора сохраняются.</w:t>
       </w:r>
     </w:p>
     <w:p>
       <w:r>
+        <w:rPr>
+          <w:rFonts w:ascii="Arial" w:hAnsi="Arial"/>
+        </w:rPr>
         <w:t>5. Экземпляров [___], по одному каждой стороне / иной порядок [___]. Приложения: обоснование 05 [___], обновлённый график [___], подтверждающие документы [___].</w:t>
       </w:r>
     </w:p>
@@ -922,6 +984,9 @@
         <w:pageBreakBefore w:val="0"/>
       </w:pPr>
       <w:r>
+        <w:rPr>
+          <w:rFonts w:ascii="Arial" w:hAnsi="Arial"/>
+        </w:rPr>
         <w:t>Подписи сторон</w:t>
       </w:r>
     </w:p>
@@ -952,6 +1017,7 @@
             <w:r/>
             <w:r>
               <w:rPr>
+                <w:rFonts w:ascii="Arial" w:hAnsi="Arial"/>
                 <w:b/>
                 <w:color w:val="262F37"/>
                 <w:sz w:val="18"/>
@@ -973,6 +1039,7 @@
             <w:r/>
             <w:r>
               <w:rPr>
+                <w:rFonts w:ascii="Arial" w:hAnsi="Arial"/>
                 <w:b/>
                 <w:color w:val="262F37"/>
                 <w:sz w:val="18"/>
@@ -998,6 +1065,7 @@
             <w:r/>
             <w:r>
               <w:rPr>
+                <w:rFonts w:ascii="Arial" w:hAnsi="Arial"/>
                 <w:b w:val="0"/>
                 <w:color w:val="262F37"/>
                 <w:sz w:val="18"/>
@@ -1018,6 +1086,7 @@
             <w:r/>
             <w:r>
               <w:rPr>
+                <w:rFonts w:ascii="Arial" w:hAnsi="Arial"/>
                 <w:b w:val="0"/>
                 <w:color w:val="262F37"/>
                 <w:sz w:val="18"/>
@@ -1043,6 +1112,7 @@
             <w:r/>
             <w:r>
               <w:rPr>
+                <w:rFonts w:ascii="Arial" w:hAnsi="Arial"/>
                 <w:b w:val="0"/>
                 <w:color w:val="262F37"/>
                 <w:sz w:val="18"/>
@@ -1063,6 +1133,7 @@
             <w:r/>
             <w:r>
               <w:rPr>
+                <w:rFonts w:ascii="Arial" w:hAnsi="Arial"/>
                 <w:b w:val="0"/>
                 <w:color w:val="262F37"/>
                 <w:sz w:val="18"/>
@@ -1088,6 +1159,7 @@
             <w:r/>
             <w:r>
               <w:rPr>
+                <w:rFonts w:ascii="Arial" w:hAnsi="Arial"/>
                 <w:b w:val="0"/>
                 <w:color w:val="262F37"/>
                 <w:sz w:val="18"/>
@@ -1108,6 +1180,7 @@
             <w:r/>
             <w:r>
               <w:rPr>
+                <w:rFonts w:ascii="Arial" w:hAnsi="Arial"/>
                 <w:b w:val="0"/>
                 <w:color w:val="262F37"/>
                 <w:sz w:val="18"/>
@@ -1119,6 +1192,8 @@
       </w:tr>
     </w:tbl>
     <w:sectPr>
+      <w:headerReference w:type="default" r:id="rId9"/>
+      <w:footerReference w:type="default" r:id="rId10"/>
       <w:pgSz w:w="11906" w:h="16838"/>
       <w:pgMar w:top="964" w:right="1020" w:bottom="964" w:left="1020" w:header="720" w:footer="720" w:gutter="0"/>
       <w:cols w:space="720"/>
@@ -1126,6 +1201,26 @@
     </w:sectPr>
   </w:body>
 </w:document>
+</file>
+
+<file path=word/footer1.xml><?xml version="1.0" encoding="utf-8"?>
+<w:ftr xmlns:m="http://schemas.openxmlformats.org/officeDocument/2006/math" xmlns:mc="http://schemas.openxmlformats.org/markup-compatibility/2006" xmlns:mo="http://schemas.microsoft.com/office/mac/office/2008/main" xmlns:mv="urn:schemas-microsoft-com:mac:vml" xmlns:o="urn:schemas-microsoft-com:office:office" xmlns:r="http://schemas.openxmlformats.org/officeDocument/2006/relationships" xmlns:v="urn:schemas-microsoft-com:vml" xmlns:w10="urn:schemas-microsoft-com:office:word" xmlns:w14="http://schemas.microsoft.com/office/word/2010/wordml" xmlns:w="http://schemas.openxmlformats.org/wordprocessingml/2006/main" xmlns:wne="http://schemas.microsoft.com/office/word/2006/wordml" xmlns:wp14="http://schemas.microsoft.com/office/word/2010/wordprocessingDrawing" xmlns:wp="http://schemas.openxmlformats.org/drawingml/2006/wordprocessingDrawing" xmlns:wpc="http://schemas.microsoft.com/office/word/2010/wordprocessingCanvas" xmlns:wpg="http://schemas.microsoft.com/office/word/2010/wordprocessingGroup" xmlns:wpi="http://schemas.microsoft.com/office/word/2010/wordprocessingInk" xmlns:wps="http://schemas.microsoft.com/office/word/2010/wordprocessingShape" mc:Ignorable="w14 wp14">
+  <w:p>
+    <w:pPr>
+      <w:pStyle w:val="Footer"/>
+    </w:pPr>
+  </w:p>
+</w:ftr>
+</file>
+
+<file path=word/header1.xml><?xml version="1.0" encoding="utf-8"?>
+<w:hdr xmlns:m="http://schemas.openxmlformats.org/officeDocument/2006/math" xmlns:mc="http://schemas.openxmlformats.org/markup-compatibility/2006" xmlns:mo="http://schemas.microsoft.com/office/mac/office/2008/main" xmlns:mv="urn:schemas-microsoft-com:mac:vml" xmlns:o="urn:schemas-microsoft-com:office:office" xmlns:r="http://schemas.openxmlformats.org/officeDocument/2006/relationships" xmlns:v="urn:schemas-microsoft-com:vml" xmlns:w10="urn:schemas-microsoft-com:office:word" xmlns:w14="http://schemas.microsoft.com/office/word/2010/wordml" xmlns:w="http://schemas.openxmlformats.org/wordprocessingml/2006/main" xmlns:wne="http://schemas.microsoft.com/office/word/2006/wordml" xmlns:wp14="http://schemas.microsoft.com/office/word/2010/wordprocessingDrawing" xmlns:wp="http://schemas.openxmlformats.org/drawingml/2006/wordprocessingDrawing" xmlns:wpc="http://schemas.microsoft.com/office/word/2010/wordprocessingCanvas" xmlns:wpg="http://schemas.microsoft.com/office/word/2010/wordprocessingGroup" xmlns:wpi="http://schemas.microsoft.com/office/word/2010/wordprocessingInk" xmlns:wps="http://schemas.microsoft.com/office/word/2010/wordprocessingShape" mc:Ignorable="w14 wp14">
+  <w:p>
+    <w:pPr>
+      <w:pStyle w:val="Header"/>
+    </w:pPr>
+  </w:p>
+</w:hdr>
 </file>
 
 <file path=word/numbering.xml><?xml version="1.0" encoding="utf-8"?>
@@ -1495,7 +1590,7 @@
       <w:spacing w:after="100"/>
     </w:pPr>
     <w:rPr>
-      <w:rFonts w:ascii="Times New Roman" w:hAnsi="Times New Roman"/>
+      <w:rFonts w:ascii="Arial" w:hAnsi="Arial"/>
       <w:color w:val="262F37"/>
       <w:sz w:val="21"/>
     </w:rPr>
@@ -1514,6 +1609,9 @@
       </w:tabs>
       <w:spacing w:after="0" w:line="240" w:lineRule="auto"/>
     </w:pPr>
+    <w:rPr>
+      <w:rFonts w:ascii="Arial" w:hAnsi="Arial"/>
+    </w:rPr>
   </w:style>
   <w:style w:type="character" w:customStyle="1" w:styleId="HeaderChar">
     <w:name w:val="Header Char"/>
@@ -1521,6 +1619,9 @@
     <w:link w:val="Header"/>
     <w:uiPriority w:val="99"/>
     <w:rsid w:val="00E618BF"/>
+    <w:rPr>
+      <w:rFonts w:ascii="Arial" w:hAnsi="Arial"/>
+    </w:rPr>
   </w:style>
   <w:style w:type="paragraph" w:styleId="Footer">
     <w:name w:val="footer"/>
@@ -1536,6 +1637,9 @@
       </w:tabs>
       <w:spacing w:after="0" w:line="240" w:lineRule="auto"/>
     </w:pPr>
+    <w:rPr>
+      <w:rFonts w:ascii="Arial" w:hAnsi="Arial"/>
+    </w:rPr>
   </w:style>
   <w:style w:type="character" w:customStyle="1" w:styleId="FooterChar">
     <w:name w:val="Footer Char"/>
@@ -1543,6 +1647,9 @@
     <w:link w:val="Footer"/>
     <w:uiPriority w:val="99"/>
     <w:rsid w:val="00E618BF"/>
+    <w:rPr>
+      <w:rFonts w:ascii="Arial" w:hAnsi="Arial"/>
+    </w:rPr>
   </w:style>
   <w:style w:type="paragraph" w:styleId="Heading1">
     <w:name w:val="heading 1"/>
@@ -1559,7 +1666,7 @@
       <w:outlineLvl w:val="0"/>
     </w:pPr>
     <w:rPr>
-      <w:rFonts w:asciiTheme="majorHAnsi" w:eastAsiaTheme="majorEastAsia" w:hAnsiTheme="majorHAnsi" w:cstheme="majorBidi" w:ascii="Times New Roman" w:hAnsi="Times New Roman"/>
+      <w:rFonts w:asciiTheme="majorHAnsi" w:eastAsiaTheme="majorEastAsia" w:hAnsiTheme="majorHAnsi" w:cstheme="majorBidi" w:ascii="Arial" w:hAnsi="Arial"/>
       <w:b/>
       <w:bCs/>
       <w:color w:val="8E6F32"/>
@@ -1583,7 +1690,7 @@
       <w:outlineLvl w:val="1"/>
     </w:pPr>
     <w:rPr>
-      <w:rFonts w:asciiTheme="majorHAnsi" w:eastAsiaTheme="majorEastAsia" w:hAnsiTheme="majorHAnsi" w:cstheme="majorBidi"/>
+      <w:rFonts w:asciiTheme="majorHAnsi" w:eastAsiaTheme="majorEastAsia" w:hAnsiTheme="majorHAnsi" w:cstheme="majorBidi" w:ascii="Arial" w:hAnsi="Arial"/>
       <w:b/>
       <w:bCs/>
       <w:color w:val="4F81BD" w:themeColor="accent1"/>
@@ -1607,7 +1714,7 @@
       <w:outlineLvl w:val="2"/>
     </w:pPr>
     <w:rPr>
-      <w:rFonts w:asciiTheme="majorHAnsi" w:eastAsiaTheme="majorEastAsia" w:hAnsiTheme="majorHAnsi" w:cstheme="majorBidi"/>
+      <w:rFonts w:asciiTheme="majorHAnsi" w:eastAsiaTheme="majorEastAsia" w:hAnsiTheme="majorHAnsi" w:cstheme="majorBidi" w:ascii="Arial" w:hAnsi="Arial"/>
       <w:b/>
       <w:bCs/>
       <w:color w:val="4F81BD" w:themeColor="accent1"/>
@@ -1630,7 +1737,7 @@
       <w:outlineLvl w:val="3"/>
     </w:pPr>
     <w:rPr>
-      <w:rFonts w:asciiTheme="majorHAnsi" w:eastAsiaTheme="majorEastAsia" w:hAnsiTheme="majorHAnsi" w:cstheme="majorBidi"/>
+      <w:rFonts w:asciiTheme="majorHAnsi" w:eastAsiaTheme="majorEastAsia" w:hAnsiTheme="majorHAnsi" w:cstheme="majorBidi" w:ascii="Arial" w:hAnsi="Arial"/>
       <w:b/>
       <w:bCs/>
       <w:i/>
@@ -1655,7 +1762,7 @@
       <w:outlineLvl w:val="4"/>
     </w:pPr>
     <w:rPr>
-      <w:rFonts w:asciiTheme="majorHAnsi" w:eastAsiaTheme="majorEastAsia" w:hAnsiTheme="majorHAnsi" w:cstheme="majorBidi"/>
+      <w:rFonts w:asciiTheme="majorHAnsi" w:eastAsiaTheme="majorEastAsia" w:hAnsiTheme="majorHAnsi" w:cstheme="majorBidi" w:ascii="Arial" w:hAnsi="Arial"/>
       <w:color w:val="243F60" w:themeColor="accent1" w:themeShade="7F"/>
     </w:rPr>
   </w:style>
@@ -1676,7 +1783,7 @@
       <w:outlineLvl w:val="5"/>
     </w:pPr>
     <w:rPr>
-      <w:rFonts w:asciiTheme="majorHAnsi" w:eastAsiaTheme="majorEastAsia" w:hAnsiTheme="majorHAnsi" w:cstheme="majorBidi"/>
+      <w:rFonts w:asciiTheme="majorHAnsi" w:eastAsiaTheme="majorEastAsia" w:hAnsiTheme="majorHAnsi" w:cstheme="majorBidi" w:ascii="Arial" w:hAnsi="Arial"/>
       <w:i/>
       <w:iCs/>
       <w:color w:val="243F60" w:themeColor="accent1" w:themeShade="7F"/>
@@ -1699,7 +1806,7 @@
       <w:outlineLvl w:val="6"/>
     </w:pPr>
     <w:rPr>
-      <w:rFonts w:asciiTheme="majorHAnsi" w:eastAsiaTheme="majorEastAsia" w:hAnsiTheme="majorHAnsi" w:cstheme="majorBidi"/>
+      <w:rFonts w:asciiTheme="majorHAnsi" w:eastAsiaTheme="majorEastAsia" w:hAnsiTheme="majorHAnsi" w:cstheme="majorBidi" w:ascii="Arial" w:hAnsi="Arial"/>
       <w:i/>
       <w:iCs/>
       <w:color w:val="404040" w:themeColor="text1" w:themeTint="BF"/>
@@ -1722,7 +1829,7 @@
       <w:outlineLvl w:val="7"/>
     </w:pPr>
     <w:rPr>
-      <w:rFonts w:asciiTheme="majorHAnsi" w:eastAsiaTheme="majorEastAsia" w:hAnsiTheme="majorHAnsi" w:cstheme="majorBidi"/>
+      <w:rFonts w:asciiTheme="majorHAnsi" w:eastAsiaTheme="majorEastAsia" w:hAnsiTheme="majorHAnsi" w:cstheme="majorBidi" w:ascii="Arial" w:hAnsi="Arial"/>
       <w:color w:val="4F81BD" w:themeColor="accent1"/>
       <w:sz w:val="20"/>
       <w:szCs w:val="20"/>
@@ -1745,7 +1852,7 @@
       <w:outlineLvl w:val="8"/>
     </w:pPr>
     <w:rPr>
-      <w:rFonts w:asciiTheme="majorHAnsi" w:eastAsiaTheme="majorEastAsia" w:hAnsiTheme="majorHAnsi" w:cstheme="majorBidi"/>
+      <w:rFonts w:asciiTheme="majorHAnsi" w:eastAsiaTheme="majorEastAsia" w:hAnsiTheme="majorHAnsi" w:cstheme="majorBidi" w:ascii="Arial" w:hAnsi="Arial"/>
       <w:i/>
       <w:iCs/>
       <w:color w:val="404040" w:themeColor="text1" w:themeTint="BF"/>
@@ -1758,12 +1865,18 @@
     <w:uiPriority w:val="1"/>
     <w:semiHidden/>
     <w:unhideWhenUsed/>
+    <w:rPr>
+      <w:rFonts w:ascii="Arial" w:hAnsi="Arial"/>
+    </w:rPr>
   </w:style>
   <w:style w:type="table" w:default="1" w:styleId="TableNormal">
     <w:name w:val="Normal Table"/>
     <w:uiPriority w:val="99"/>
     <w:semiHidden/>
     <w:unhideWhenUsed/>
+    <w:rPr>
+      <w:rFonts w:ascii="Arial" w:hAnsi="Arial"/>
+    </w:rPr>
     <w:tblPr>
       <w:tblInd w:w="0" w:type="dxa"/>
       <w:tblCellMar>
@@ -1788,6 +1901,9 @@
     <w:pPr>
       <w:spacing w:after="0" w:line="240" w:lineRule="auto"/>
     </w:pPr>
+    <w:rPr>
+      <w:rFonts w:ascii="Arial" w:hAnsi="Arial"/>
+    </w:rPr>
   </w:style>
   <w:style w:type="character" w:customStyle="1" w:styleId="Heading1Char">
     <w:name w:val="Heading 1 Char"/>
@@ -1796,7 +1912,7 @@
     <w:uiPriority w:val="9"/>
     <w:rsid w:val="00FC693F"/>
     <w:rPr>
-      <w:rFonts w:asciiTheme="majorHAnsi" w:eastAsiaTheme="majorEastAsia" w:hAnsiTheme="majorHAnsi" w:cstheme="majorBidi"/>
+      <w:rFonts w:asciiTheme="majorHAnsi" w:eastAsiaTheme="majorEastAsia" w:hAnsiTheme="majorHAnsi" w:cstheme="majorBidi" w:ascii="Arial" w:hAnsi="Arial"/>
       <w:b/>
       <w:bCs/>
       <w:color w:val="365F91" w:themeColor="accent1" w:themeShade="BF"/>
@@ -1811,7 +1927,7 @@
     <w:uiPriority w:val="9"/>
     <w:rsid w:val="00FC693F"/>
     <w:rPr>
-      <w:rFonts w:asciiTheme="majorHAnsi" w:eastAsiaTheme="majorEastAsia" w:hAnsiTheme="majorHAnsi" w:cstheme="majorBidi"/>
+      <w:rFonts w:asciiTheme="majorHAnsi" w:eastAsiaTheme="majorEastAsia" w:hAnsiTheme="majorHAnsi" w:cstheme="majorBidi" w:ascii="Arial" w:hAnsi="Arial"/>
       <w:b/>
       <w:bCs/>
       <w:color w:val="4F81BD" w:themeColor="accent1"/>
@@ -1826,7 +1942,7 @@
     <w:uiPriority w:val="9"/>
     <w:rsid w:val="00FC693F"/>
     <w:rPr>
-      <w:rFonts w:asciiTheme="majorHAnsi" w:eastAsiaTheme="majorEastAsia" w:hAnsiTheme="majorHAnsi" w:cstheme="majorBidi"/>
+      <w:rFonts w:asciiTheme="majorHAnsi" w:eastAsiaTheme="majorEastAsia" w:hAnsiTheme="majorHAnsi" w:cstheme="majorBidi" w:ascii="Arial" w:hAnsi="Arial"/>
       <w:b/>
       <w:bCs/>
       <w:color w:val="4F81BD" w:themeColor="accent1"/>
@@ -1845,7 +1961,7 @@
       <w:contextualSpacing/>
     </w:pPr>
     <w:rPr>
-      <w:rFonts w:asciiTheme="majorHAnsi" w:eastAsiaTheme="majorEastAsia" w:hAnsiTheme="majorHAnsi" w:cstheme="majorBidi" w:ascii="Times New Roman" w:hAnsi="Times New Roman"/>
+      <w:rFonts w:asciiTheme="majorHAnsi" w:eastAsiaTheme="majorEastAsia" w:hAnsiTheme="majorHAnsi" w:cstheme="majorBidi" w:ascii="Arial" w:hAnsi="Arial"/>
       <w:b/>
       <w:color w:val="000000"/>
       <w:spacing w:val="5"/>
@@ -1861,7 +1977,7 @@
     <w:uiPriority w:val="10"/>
     <w:rsid w:val="00FC693F"/>
     <w:rPr>
-      <w:rFonts w:asciiTheme="majorHAnsi" w:eastAsiaTheme="majorEastAsia" w:hAnsiTheme="majorHAnsi" w:cstheme="majorBidi"/>
+      <w:rFonts w:asciiTheme="majorHAnsi" w:eastAsiaTheme="majorEastAsia" w:hAnsiTheme="majorHAnsi" w:cstheme="majorBidi" w:ascii="Arial" w:hAnsi="Arial"/>
       <w:color w:val="17365D" w:themeColor="text2" w:themeShade="BF"/>
       <w:spacing w:val="5"/>
       <w:kern w:val="28"/>
@@ -1883,7 +1999,7 @@
       </w:numPr>
     </w:pPr>
     <w:rPr>
-      <w:rFonts w:asciiTheme="majorHAnsi" w:eastAsiaTheme="majorEastAsia" w:hAnsiTheme="majorHAnsi" w:cstheme="majorBidi"/>
+      <w:rFonts w:asciiTheme="majorHAnsi" w:eastAsiaTheme="majorEastAsia" w:hAnsiTheme="majorHAnsi" w:cstheme="majorBidi" w:ascii="Arial" w:hAnsi="Arial"/>
       <w:i/>
       <w:iCs/>
       <w:color w:val="4F81BD" w:themeColor="accent1"/>
@@ -1899,7 +2015,7 @@
     <w:uiPriority w:val="11"/>
     <w:rsid w:val="00FC693F"/>
     <w:rPr>
-      <w:rFonts w:asciiTheme="majorHAnsi" w:eastAsiaTheme="majorEastAsia" w:hAnsiTheme="majorHAnsi" w:cstheme="majorBidi"/>
+      <w:rFonts w:asciiTheme="majorHAnsi" w:eastAsiaTheme="majorEastAsia" w:hAnsiTheme="majorHAnsi" w:cstheme="majorBidi" w:ascii="Arial" w:hAnsi="Arial"/>
       <w:i/>
       <w:iCs/>
       <w:color w:val="4F81BD" w:themeColor="accent1"/>
@@ -1918,6 +2034,9 @@
       <w:ind w:left="720"/>
       <w:contextualSpacing/>
     </w:pPr>
+    <w:rPr>
+      <w:rFonts w:ascii="Arial" w:hAnsi="Arial"/>
+    </w:rPr>
   </w:style>
   <w:style w:type="paragraph" w:styleId="BodyText">
     <w:name w:val="Body Text"/>
@@ -1929,6 +2048,9 @@
     <w:pPr>
       <w:spacing w:after="120"/>
     </w:pPr>
+    <w:rPr>
+      <w:rFonts w:ascii="Arial" w:hAnsi="Arial"/>
+    </w:rPr>
   </w:style>
   <w:style w:type="character" w:customStyle="1" w:styleId="BodyTextChar">
     <w:name w:val="Body Text Char"/>
@@ -1936,6 +2058,9 @@
     <w:link w:val="BodyText"/>
     <w:uiPriority w:val="99"/>
     <w:rsid w:val="00AA1D8D"/>
+    <w:rPr>
+      <w:rFonts w:ascii="Arial" w:hAnsi="Arial"/>
+    </w:rPr>
   </w:style>
   <w:style w:type="paragraph" w:styleId="BodyText2">
     <w:name w:val="Body Text 2"/>
@@ -1947,6 +2072,9 @@
     <w:pPr>
       <w:spacing w:after="120" w:line="480" w:lineRule="auto"/>
     </w:pPr>
+    <w:rPr>
+      <w:rFonts w:ascii="Arial" w:hAnsi="Arial"/>
+    </w:rPr>
   </w:style>
   <w:style w:type="character" w:customStyle="1" w:styleId="BodyText2Char">
     <w:name w:val="Body Text 2 Char"/>
@@ -1954,6 +2082,9 @@
     <w:link w:val="BodyText2"/>
     <w:uiPriority w:val="99"/>
     <w:rsid w:val="00AA1D8D"/>
+    <w:rPr>
+      <w:rFonts w:ascii="Arial" w:hAnsi="Arial"/>
+    </w:rPr>
   </w:style>
   <w:style w:type="paragraph" w:styleId="BodyText3">
     <w:name w:val="Body Text 3"/>
@@ -1966,6 +2097,7 @@
       <w:spacing w:after="120"/>
     </w:pPr>
     <w:rPr>
+      <w:rFonts w:ascii="Arial" w:hAnsi="Arial"/>
       <w:sz w:val="16"/>
       <w:szCs w:val="16"/>
     </w:rPr>
@@ -1977,6 +2109,7 @@
     <w:uiPriority w:val="99"/>
     <w:rsid w:val="00AA1D8D"/>
     <w:rPr>
+      <w:rFonts w:ascii="Arial" w:hAnsi="Arial"/>
       <w:sz w:val="16"/>
       <w:szCs w:val="16"/>
     </w:rPr>
@@ -1991,6 +2124,9 @@
       <w:ind w:left="360" w:hanging="360"/>
       <w:contextualSpacing/>
     </w:pPr>
+    <w:rPr>
+      <w:rFonts w:ascii="Arial" w:hAnsi="Arial"/>
+    </w:rPr>
   </w:style>
   <w:style w:type="paragraph" w:styleId="List2">
     <w:name w:val="List 2"/>
@@ -2002,6 +2138,9 @@
       <w:ind w:left="720" w:hanging="360"/>
       <w:contextualSpacing/>
     </w:pPr>
+    <w:rPr>
+      <w:rFonts w:ascii="Arial" w:hAnsi="Arial"/>
+    </w:rPr>
   </w:style>
   <w:style w:type="paragraph" w:styleId="List3">
     <w:name w:val="List 3"/>
@@ -2013,6 +2152,9 @@
       <w:ind w:left="1080" w:hanging="360"/>
       <w:contextualSpacing/>
     </w:pPr>
+    <w:rPr>
+      <w:rFonts w:ascii="Arial" w:hAnsi="Arial"/>
+    </w:rPr>
   </w:style>
   <w:style w:type="paragraph" w:styleId="ListBullet">
     <w:name w:val="List Bullet"/>
@@ -2026,6 +2168,9 @@
       </w:numPr>
       <w:contextualSpacing/>
     </w:pPr>
+    <w:rPr>
+      <w:rFonts w:ascii="Arial" w:hAnsi="Arial"/>
+    </w:rPr>
   </w:style>
   <w:style w:type="paragraph" w:styleId="ListBullet2">
     <w:name w:val="List Bullet 2"/>
@@ -2039,6 +2184,9 @@
       </w:numPr>
       <w:contextualSpacing/>
     </w:pPr>
+    <w:rPr>
+      <w:rFonts w:ascii="Arial" w:hAnsi="Arial"/>
+    </w:rPr>
   </w:style>
   <w:style w:type="paragraph" w:styleId="ListBullet3">
     <w:name w:val="List Bullet 3"/>
@@ -2052,6 +2200,9 @@
       </w:numPr>
       <w:contextualSpacing/>
     </w:pPr>
+    <w:rPr>
+      <w:rFonts w:ascii="Arial" w:hAnsi="Arial"/>
+    </w:rPr>
   </w:style>
   <w:style w:type="paragraph" w:styleId="ListNumber">
     <w:name w:val="List Number"/>
@@ -2065,6 +2216,9 @@
       </w:numPr>
       <w:contextualSpacing/>
     </w:pPr>
+    <w:rPr>
+      <w:rFonts w:ascii="Arial" w:hAnsi="Arial"/>
+    </w:rPr>
   </w:style>
   <w:style w:type="paragraph" w:styleId="ListNumber2">
     <w:name w:val="List Number 2"/>
@@ -2078,6 +2232,9 @@
       </w:numPr>
       <w:contextualSpacing/>
     </w:pPr>
+    <w:rPr>
+      <w:rFonts w:ascii="Arial" w:hAnsi="Arial"/>
+    </w:rPr>
   </w:style>
   <w:style w:type="paragraph" w:styleId="ListNumber3">
     <w:name w:val="List Number 3"/>
@@ -2091,6 +2248,9 @@
       </w:numPr>
       <w:contextualSpacing/>
     </w:pPr>
+    <w:rPr>
+      <w:rFonts w:ascii="Arial" w:hAnsi="Arial"/>
+    </w:rPr>
   </w:style>
   <w:style w:type="paragraph" w:styleId="ListContinue">
     <w:name w:val="List Continue"/>
@@ -2103,6 +2263,9 @@
       <w:ind w:left="360"/>
       <w:contextualSpacing/>
     </w:pPr>
+    <w:rPr>
+      <w:rFonts w:ascii="Arial" w:hAnsi="Arial"/>
+    </w:rPr>
   </w:style>
   <w:style w:type="paragraph" w:styleId="ListContinue2">
     <w:name w:val="List Continue 2"/>
@@ -2115,6 +2278,9 @@
       <w:ind w:left="720"/>
       <w:contextualSpacing/>
     </w:pPr>
+    <w:rPr>
+      <w:rFonts w:ascii="Arial" w:hAnsi="Arial"/>
+    </w:rPr>
   </w:style>
   <w:style w:type="paragraph" w:styleId="ListContinue3">
     <w:name w:val="List Continue 3"/>
@@ -2127,6 +2293,9 @@
       <w:ind w:left="1080"/>
       <w:contextualSpacing/>
     </w:pPr>
+    <w:rPr>
+      <w:rFonts w:ascii="Arial" w:hAnsi="Arial"/>
+    </w:rPr>
   </w:style>
   <w:style w:type="paragraph" w:styleId="MacroText">
     <w:name w:val="macro"/>
@@ -2146,7 +2315,7 @@
       </w:tabs>
     </w:pPr>
     <w:rPr>
-      <w:rFonts w:ascii="Courier" w:hAnsi="Courier"/>
+      <w:rFonts w:ascii="Arial" w:hAnsi="Arial"/>
       <w:sz w:val="20"/>
       <w:szCs w:val="20"/>
     </w:rPr>
@@ -2158,7 +2327,7 @@
     <w:uiPriority w:val="99"/>
     <w:rsid w:val="0029639D"/>
     <w:rPr>
-      <w:rFonts w:ascii="Courier" w:hAnsi="Courier"/>
+      <w:rFonts w:ascii="Arial" w:hAnsi="Arial"/>
       <w:sz w:val="20"/>
       <w:szCs w:val="20"/>
     </w:rPr>
@@ -2172,6 +2341,7 @@
     <w:qFormat/>
     <w:rsid w:val="00FC693F"/>
     <w:rPr>
+      <w:rFonts w:ascii="Arial" w:hAnsi="Arial"/>
       <w:i/>
       <w:iCs/>
       <w:color w:val="000000" w:themeColor="text1"/>
@@ -2184,6 +2354,7 @@
     <w:uiPriority w:val="29"/>
     <w:rsid w:val="00FC693F"/>
     <w:rPr>
+      <w:rFonts w:ascii="Arial" w:hAnsi="Arial"/>
       <w:i/>
       <w:iCs/>
       <w:color w:val="000000" w:themeColor="text1"/>
@@ -2197,7 +2368,7 @@
     <w:semiHidden/>
     <w:rsid w:val="00FC693F"/>
     <w:rPr>
-      <w:rFonts w:asciiTheme="majorHAnsi" w:eastAsiaTheme="majorEastAsia" w:hAnsiTheme="majorHAnsi" w:cstheme="majorBidi"/>
+      <w:rFonts w:asciiTheme="majorHAnsi" w:eastAsiaTheme="majorEastAsia" w:hAnsiTheme="majorHAnsi" w:cstheme="majorBidi" w:ascii="Arial" w:hAnsi="Arial"/>
       <w:b/>
       <w:bCs/>
       <w:i/>
@@ -2213,7 +2384,7 @@
     <w:semiHidden/>
     <w:rsid w:val="00FC693F"/>
     <w:rPr>
-      <w:rFonts w:asciiTheme="majorHAnsi" w:eastAsiaTheme="majorEastAsia" w:hAnsiTheme="majorHAnsi" w:cstheme="majorBidi"/>
+      <w:rFonts w:asciiTheme="majorHAnsi" w:eastAsiaTheme="majorEastAsia" w:hAnsiTheme="majorHAnsi" w:cstheme="majorBidi" w:ascii="Arial" w:hAnsi="Arial"/>
       <w:color w:val="243F60" w:themeColor="accent1" w:themeShade="7F"/>
     </w:rPr>
   </w:style>
@@ -2225,7 +2396,7 @@
     <w:semiHidden/>
     <w:rsid w:val="00FC693F"/>
     <w:rPr>
-      <w:rFonts w:asciiTheme="majorHAnsi" w:eastAsiaTheme="majorEastAsia" w:hAnsiTheme="majorHAnsi" w:cstheme="majorBidi"/>
+      <w:rFonts w:asciiTheme="majorHAnsi" w:eastAsiaTheme="majorEastAsia" w:hAnsiTheme="majorHAnsi" w:cstheme="majorBidi" w:ascii="Arial" w:hAnsi="Arial"/>
       <w:i/>
       <w:iCs/>
       <w:color w:val="243F60" w:themeColor="accent1" w:themeShade="7F"/>
@@ -2239,7 +2410,7 @@
     <w:semiHidden/>
     <w:rsid w:val="00FC693F"/>
     <w:rPr>
-      <w:rFonts w:asciiTheme="majorHAnsi" w:eastAsiaTheme="majorEastAsia" w:hAnsiTheme="majorHAnsi" w:cstheme="majorBidi"/>
+      <w:rFonts w:asciiTheme="majorHAnsi" w:eastAsiaTheme="majorEastAsia" w:hAnsiTheme="majorHAnsi" w:cstheme="majorBidi" w:ascii="Arial" w:hAnsi="Arial"/>
       <w:i/>
       <w:iCs/>
       <w:color w:val="404040" w:themeColor="text1" w:themeTint="BF"/>
@@ -2253,7 +2424,7 @@
     <w:semiHidden/>
     <w:rsid w:val="00FC693F"/>
     <w:rPr>
-      <w:rFonts w:asciiTheme="majorHAnsi" w:eastAsiaTheme="majorEastAsia" w:hAnsiTheme="majorHAnsi" w:cstheme="majorBidi"/>
+      <w:rFonts w:asciiTheme="majorHAnsi" w:eastAsiaTheme="majorEastAsia" w:hAnsiTheme="majorHAnsi" w:cstheme="majorBidi" w:ascii="Arial" w:hAnsi="Arial"/>
       <w:color w:val="4F81BD" w:themeColor="accent1"/>
       <w:sz w:val="20"/>
       <w:szCs w:val="20"/>
@@ -2267,7 +2438,7 @@
     <w:semiHidden/>
     <w:rsid w:val="00FC693F"/>
     <w:rPr>
-      <w:rFonts w:asciiTheme="majorHAnsi" w:eastAsiaTheme="majorEastAsia" w:hAnsiTheme="majorHAnsi" w:cstheme="majorBidi"/>
+      <w:rFonts w:asciiTheme="majorHAnsi" w:eastAsiaTheme="majorEastAsia" w:hAnsiTheme="majorHAnsi" w:cstheme="majorBidi" w:ascii="Arial" w:hAnsi="Arial"/>
       <w:i/>
       <w:iCs/>
       <w:color w:val="404040" w:themeColor="text1" w:themeTint="BF"/>
@@ -2288,6 +2459,7 @@
       <w:spacing w:line="240" w:lineRule="auto"/>
     </w:pPr>
     <w:rPr>
+      <w:rFonts w:ascii="Arial" w:hAnsi="Arial"/>
       <w:b/>
       <w:bCs/>
       <w:color w:val="4F81BD" w:themeColor="accent1"/>
@@ -2302,6 +2474,7 @@
     <w:qFormat/>
     <w:rsid w:val="00FC693F"/>
     <w:rPr>
+      <w:rFonts w:ascii="Arial" w:hAnsi="Arial"/>
       <w:b/>
       <w:bCs/>
     </w:rPr>
@@ -2313,6 +2486,7 @@
     <w:qFormat/>
     <w:rsid w:val="00FC693F"/>
     <w:rPr>
+      <w:rFonts w:ascii="Arial" w:hAnsi="Arial"/>
       <w:i/>
       <w:iCs/>
     </w:rPr>
@@ -2333,6 +2507,7 @@
       <w:ind w:left="936" w:right="936"/>
     </w:pPr>
     <w:rPr>
+      <w:rFonts w:ascii="Arial" w:hAnsi="Arial"/>
       <w:b/>
       <w:bCs/>
       <w:i/>
@@ -2347,6 +2522,7 @@
     <w:uiPriority w:val="30"/>
     <w:rsid w:val="00FC693F"/>
     <w:rPr>
+      <w:rFonts w:ascii="Arial" w:hAnsi="Arial"/>
       <w:b/>
       <w:bCs/>
       <w:i/>
@@ -2361,6 +2537,7 @@
     <w:qFormat/>
     <w:rsid w:val="00FC693F"/>
     <w:rPr>
+      <w:rFonts w:ascii="Arial" w:hAnsi="Arial"/>
       <w:i/>
       <w:iCs/>
       <w:color w:val="808080" w:themeColor="text1" w:themeTint="7F"/>
@@ -2373,6 +2550,7 @@
     <w:qFormat/>
     <w:rsid w:val="00FC693F"/>
     <w:rPr>
+      <w:rFonts w:ascii="Arial" w:hAnsi="Arial"/>
       <w:b/>
       <w:bCs/>
       <w:i/>
@@ -2387,6 +2565,7 @@
     <w:qFormat/>
     <w:rsid w:val="00FC693F"/>
     <w:rPr>
+      <w:rFonts w:ascii="Arial" w:hAnsi="Arial"/>
       <w:smallCaps/>
       <w:color w:val="C0504D" w:themeColor="accent2"/>
       <w:u w:val="single"/>
@@ -2399,6 +2578,7 @@
     <w:qFormat/>
     <w:rsid w:val="00FC693F"/>
     <w:rPr>
+      <w:rFonts w:ascii="Arial" w:hAnsi="Arial"/>
       <w:b/>
       <w:bCs/>
       <w:smallCaps/>
@@ -2414,6 +2594,7 @@
     <w:qFormat/>
     <w:rsid w:val="00FC693F"/>
     <w:rPr>
+      <w:rFonts w:ascii="Arial" w:hAnsi="Arial"/>
       <w:b/>
       <w:bCs/>
       <w:smallCaps/>
@@ -2432,6 +2613,9 @@
     <w:pPr>
       <w:outlineLvl w:val="9"/>
     </w:pPr>
+    <w:rPr>
+      <w:rFonts w:ascii="Arial" w:hAnsi="Arial"/>
+    </w:rPr>
   </w:style>
   <w:style w:type="table" w:styleId="TableGrid">
     <w:name w:val="Table Grid"/>
@@ -2441,6 +2625,9 @@
     <w:pPr>
       <w:spacing w:after="0" w:line="240" w:lineRule="auto"/>
     </w:pPr>
+    <w:rPr>
+      <w:rFonts w:ascii="Arial" w:hAnsi="Arial"/>
+    </w:rPr>
     <w:tblPr>
       <w:tblInd w:w="0" w:type="dxa"/>
       <w:tblBorders>
@@ -2468,6 +2655,7 @@
       <w:spacing w:after="0" w:line="240" w:lineRule="auto"/>
     </w:pPr>
     <w:rPr>
+      <w:rFonts w:ascii="Arial" w:hAnsi="Arial"/>
       <w:color w:val="000000" w:themeColor="text1" w:themeShade="BF"/>
     </w:rPr>
     <w:tblPr>
@@ -2571,6 +2759,7 @@
       <w:spacing w:after="0" w:line="240" w:lineRule="auto"/>
     </w:pPr>
     <w:rPr>
+      <w:rFonts w:ascii="Arial" w:hAnsi="Arial"/>
       <w:color w:val="365F91" w:themeColor="accent1" w:themeShade="BF"/>
     </w:rPr>
     <w:tblPr>
@@ -2674,6 +2863,7 @@
       <w:spacing w:after="0" w:line="240" w:lineRule="auto"/>
     </w:pPr>
     <w:rPr>
+      <w:rFonts w:ascii="Arial" w:hAnsi="Arial"/>
       <w:color w:val="943634" w:themeColor="accent2" w:themeShade="BF"/>
     </w:rPr>
     <w:tblPr>
@@ -2777,6 +2967,7 @@
       <w:spacing w:after="0" w:line="240" w:lineRule="auto"/>
     </w:pPr>
     <w:rPr>
+      <w:rFonts w:ascii="Arial" w:hAnsi="Arial"/>
       <w:color w:val="76923C" w:themeColor="accent3" w:themeShade="BF"/>
     </w:rPr>
     <w:tblPr>
@@ -2880,6 +3071,7 @@
       <w:spacing w:after="0" w:line="240" w:lineRule="auto"/>
     </w:pPr>
     <w:rPr>
+      <w:rFonts w:ascii="Arial" w:hAnsi="Arial"/>
       <w:color w:val="5F497A" w:themeColor="accent4" w:themeShade="BF"/>
     </w:rPr>
     <w:tblPr>
@@ -2983,6 +3175,7 @@
       <w:spacing w:after="0" w:line="240" w:lineRule="auto"/>
     </w:pPr>
     <w:rPr>
+      <w:rFonts w:ascii="Arial" w:hAnsi="Arial"/>
       <w:color w:val="31849B" w:themeColor="accent5" w:themeShade="BF"/>
     </w:rPr>
     <w:tblPr>
@@ -3086,6 +3279,7 @@
       <w:spacing w:after="0" w:line="240" w:lineRule="auto"/>
     </w:pPr>
     <w:rPr>
+      <w:rFonts w:ascii="Arial" w:hAnsi="Arial"/>
       <w:color w:val="E36C0A" w:themeColor="accent6" w:themeShade="BF"/>
     </w:rPr>
     <w:tblPr>
@@ -3188,6 +3382,9 @@
     <w:pPr>
       <w:spacing w:after="0" w:line="240" w:lineRule="auto"/>
     </w:pPr>
+    <w:rPr>
+      <w:rFonts w:ascii="Arial" w:hAnsi="Arial"/>
+    </w:rPr>
     <w:tblPr>
       <w:tblStyleRowBandSize w:val="1"/>
       <w:tblStyleColBandSize w:val="1"/>
@@ -3280,6 +3477,9 @@
     <w:pPr>
       <w:spacing w:after="0" w:line="240" w:lineRule="auto"/>
     </w:pPr>
+    <w:rPr>
+      <w:rFonts w:ascii="Arial" w:hAnsi="Arial"/>
+    </w:rPr>
     <w:tblPr>
       <w:tblStyleRowBandSize w:val="1"/>
       <w:tblStyleColBandSize w:val="1"/>
@@ -3372,6 +3572,9 @@
     <w:pPr>
       <w:spacing w:after="0" w:line="240" w:lineRule="auto"/>
     </w:pPr>
+    <w:rPr>
+      <w:rFonts w:ascii="Arial" w:hAnsi="Arial"/>
+    </w:rPr>
     <w:tblPr>
       <w:tblStyleRowBandSize w:val="1"/>
       <w:tblStyleColBandSize w:val="1"/>
@@ -3464,6 +3667,9 @@
     <w:pPr>
       <w:spacing w:after="0" w:line="240" w:lineRule="auto"/>
     </w:pPr>
+    <w:rPr>
+      <w:rFonts w:ascii="Arial" w:hAnsi="Arial"/>
+    </w:rPr>
     <w:tblPr>
       <w:tblStyleRowBandSize w:val="1"/>
       <w:tblStyleColBandSize w:val="1"/>
@@ -3556,6 +3762,9 @@
     <w:pPr>
       <w:spacing w:after="0" w:line="240" w:lineRule="auto"/>
     </w:pPr>
+    <w:rPr>
+      <w:rFonts w:ascii="Arial" w:hAnsi="Arial"/>
+    </w:rPr>
     <w:tblPr>
       <w:tblStyleRowBandSize w:val="1"/>
       <w:tblStyleColBandSize w:val="1"/>
@@ -3648,6 +3857,9 @@
     <w:pPr>
       <w:spacing w:after="0" w:line="240" w:lineRule="auto"/>
     </w:pPr>
+    <w:rPr>
+      <w:rFonts w:ascii="Arial" w:hAnsi="Arial"/>
+    </w:rPr>
     <w:tblPr>
       <w:tblStyleRowBandSize w:val="1"/>
       <w:tblStyleColBandSize w:val="1"/>
@@ -3740,6 +3952,9 @@
     <w:pPr>
       <w:spacing w:after="0" w:line="240" w:lineRule="auto"/>
     </w:pPr>
+    <w:rPr>
+      <w:rFonts w:ascii="Arial" w:hAnsi="Arial"/>
+    </w:rPr>
     <w:tblPr>
       <w:tblStyleRowBandSize w:val="1"/>
       <w:tblStyleColBandSize w:val="1"/>
@@ -3832,6 +4047,9 @@
     <w:pPr>
       <w:spacing w:after="0" w:line="240" w:lineRule="auto"/>
     </w:pPr>
+    <w:rPr>
+      <w:rFonts w:ascii="Arial" w:hAnsi="Arial"/>
+    </w:rPr>
     <w:tblPr>
       <w:tblStyleRowBandSize w:val="1"/>
       <w:tblStyleColBandSize w:val="1"/>
@@ -3962,6 +4180,9 @@
     <w:pPr>
       <w:spacing w:after="0" w:line="240" w:lineRule="auto"/>
     </w:pPr>
+    <w:rPr>
+      <w:rFonts w:ascii="Arial" w:hAnsi="Arial"/>
+    </w:rPr>
     <w:tblPr>
       <w:tblStyleRowBandSize w:val="1"/>
       <w:tblStyleColBandSize w:val="1"/>
@@ -4092,6 +4313,9 @@
     <w:pPr>
       <w:spacing w:after="0" w:line="240" w:lineRule="auto"/>
     </w:pPr>
+    <w:rPr>
+      <w:rFonts w:ascii="Arial" w:hAnsi="Arial"/>
+    </w:rPr>
     <w:tblPr>
       <w:tblStyleRowBandSize w:val="1"/>
       <w:tblStyleColBandSize w:val="1"/>
@@ -4222,6 +4446,9 @@
     <w:pPr>
       <w:spacing w:after="0" w:line="240" w:lineRule="auto"/>
     </w:pPr>
+    <w:rPr>
+      <w:rFonts w:ascii="Arial" w:hAnsi="Arial"/>
+    </w:rPr>
     <w:tblPr>
       <w:tblStyleRowBandSize w:val="1"/>
       <w:tblStyleColBandSize w:val="1"/>
@@ -4352,6 +4579,9 @@
     <w:pPr>
       <w:spacing w:after="0" w:line="240" w:lineRule="auto"/>
     </w:pPr>
+    <w:rPr>
+      <w:rFonts w:ascii="Arial" w:hAnsi="Arial"/>
+    </w:rPr>
     <w:tblPr>
       <w:tblStyleRowBandSize w:val="1"/>
       <w:tblStyleColBandSize w:val="1"/>
@@ -4482,6 +4712,9 @@
     <w:pPr>
       <w:spacing w:after="0" w:line="240" w:lineRule="auto"/>
     </w:pPr>
+    <w:rPr>
+      <w:rFonts w:ascii="Arial" w:hAnsi="Arial"/>
+    </w:rPr>
     <w:tblPr>
       <w:tblStyleRowBandSize w:val="1"/>
       <w:tblStyleColBandSize w:val="1"/>
@@ -4612,6 +4845,9 @@
     <w:pPr>
       <w:spacing w:after="0" w:line="240" w:lineRule="auto"/>
     </w:pPr>
+    <w:rPr>
+      <w:rFonts w:ascii="Arial" w:hAnsi="Arial"/>
+    </w:rPr>
     <w:tblPr>
       <w:tblStyleRowBandSize w:val="1"/>
       <w:tblStyleColBandSize w:val="1"/>
@@ -4742,6 +4978,9 @@
     <w:pPr>
       <w:spacing w:after="0" w:line="240" w:lineRule="auto"/>
     </w:pPr>
+    <w:rPr>
+      <w:rFonts w:ascii="Arial" w:hAnsi="Arial"/>
+    </w:rPr>
     <w:tblPr>
       <w:tblStyleRowBandSize w:val="1"/>
       <w:tblStyleColBandSize w:val="1"/>
@@ -4848,6 +5087,9 @@
     <w:pPr>
       <w:spacing w:after="0" w:line="240" w:lineRule="auto"/>
     </w:pPr>
+    <w:rPr>
+      <w:rFonts w:ascii="Arial" w:hAnsi="Arial"/>
+    </w:rPr>
     <w:tblPr>
       <w:tblStyleRowBandSize w:val="1"/>
       <w:tblStyleColBandSize w:val="1"/>
@@ -4954,6 +5196,9 @@
     <w:pPr>
       <w:spacing w:after="0" w:line="240" w:lineRule="auto"/>
     </w:pPr>
+    <w:rPr>
+      <w:rFonts w:ascii="Arial" w:hAnsi="Arial"/>
+    </w:rPr>
     <w:tblPr>
       <w:tblStyleRowBandSize w:val="1"/>
       <w:tblStyleColBandSize w:val="1"/>
@@ -5060,6 +5305,9 @@
     <w:pPr>
       <w:spacing w:after="0" w:line="240" w:lineRule="auto"/>
     </w:pPr>
+    <w:rPr>
+      <w:rFonts w:ascii="Arial" w:hAnsi="Arial"/>
+    </w:rPr>
     <w:tblPr>
       <w:tblStyleRowBandSize w:val="1"/>
       <w:tblStyleColBandSize w:val="1"/>
@@ -5166,6 +5414,9 @@
     <w:pPr>
       <w:spacing w:after="0" w:line="240" w:lineRule="auto"/>
     </w:pPr>
+    <w:rPr>
+      <w:rFonts w:ascii="Arial" w:hAnsi="Arial"/>
+    </w:rPr>
     <w:tblPr>
       <w:tblStyleRowBandSize w:val="1"/>
       <w:tblStyleColBandSize w:val="1"/>
@@ -5272,6 +5523,9 @@
     <w:pPr>
       <w:spacing w:after="0" w:line="240" w:lineRule="auto"/>
     </w:pPr>
+    <w:rPr>
+      <w:rFonts w:ascii="Arial" w:hAnsi="Arial"/>
+    </w:rPr>
     <w:tblPr>
       <w:tblStyleRowBandSize w:val="1"/>
       <w:tblStyleColBandSize w:val="1"/>
@@ -5378,6 +5632,9 @@
     <w:pPr>
       <w:spacing w:after="0" w:line="240" w:lineRule="auto"/>
     </w:pPr>
+    <w:rPr>
+      <w:rFonts w:ascii="Arial" w:hAnsi="Arial"/>
+    </w:rPr>
     <w:tblPr>
       <w:tblStyleRowBandSize w:val="1"/>
       <w:tblStyleColBandSize w:val="1"/>
@@ -5484,6 +5741,9 @@
     <w:pPr>
       <w:spacing w:after="0" w:line="240" w:lineRule="auto"/>
     </w:pPr>
+    <w:rPr>
+      <w:rFonts w:ascii="Arial" w:hAnsi="Arial"/>
+    </w:rPr>
     <w:tblPr>
       <w:tblStyleRowBandSize w:val="1"/>
       <w:tblStyleColBandSize w:val="1"/>
@@ -5633,6 +5893,9 @@
     <w:pPr>
       <w:spacing w:after="0" w:line="240" w:lineRule="auto"/>
     </w:pPr>
+    <w:rPr>
+      <w:rFonts w:ascii="Arial" w:hAnsi="Arial"/>
+    </w:rPr>
     <w:tblPr>
       <w:tblStyleRowBandSize w:val="1"/>
       <w:tblStyleColBandSize w:val="1"/>
@@ -5782,6 +6045,9 @@
     <w:pPr>
       <w:spacing w:after="0" w:line="240" w:lineRule="auto"/>
     </w:pPr>
+    <w:rPr>
+      <w:rFonts w:ascii="Arial" w:hAnsi="Arial"/>
+    </w:rPr>
     <w:tblPr>
       <w:tblStyleRowBandSize w:val="1"/>
       <w:tblStyleColBandSize w:val="1"/>
@@ -5931,6 +6197,9 @@
     <w:pPr>
       <w:spacing w:after="0" w:line="240" w:lineRule="auto"/>
     </w:pPr>
+    <w:rPr>
+      <w:rFonts w:ascii="Arial" w:hAnsi="Arial"/>
+    </w:rPr>
     <w:tblPr>
       <w:tblStyleRowBandSize w:val="1"/>
       <w:tblStyleColBandSize w:val="1"/>
@@ -6080,6 +6349,9 @@
     <w:pPr>
       <w:spacing w:after="0" w:line="240" w:lineRule="auto"/>
     </w:pPr>
+    <w:rPr>
+      <w:rFonts w:ascii="Arial" w:hAnsi="Arial"/>
+    </w:rPr>
     <w:tblPr>
       <w:tblStyleRowBandSize w:val="1"/>
       <w:tblStyleColBandSize w:val="1"/>
@@ -6229,6 +6501,9 @@
     <w:pPr>
       <w:spacing w:after="0" w:line="240" w:lineRule="auto"/>
     </w:pPr>
+    <w:rPr>
+      <w:rFonts w:ascii="Arial" w:hAnsi="Arial"/>
+    </w:rPr>
     <w:tblPr>
       <w:tblStyleRowBandSize w:val="1"/>
       <w:tblStyleColBandSize w:val="1"/>
@@ -6378,6 +6653,9 @@
     <w:pPr>
       <w:spacing w:after="0" w:line="240" w:lineRule="auto"/>
     </w:pPr>
+    <w:rPr>
+      <w:rFonts w:ascii="Arial" w:hAnsi="Arial"/>
+    </w:rPr>
     <w:tblPr>
       <w:tblStyleRowBandSize w:val="1"/>
       <w:tblStyleColBandSize w:val="1"/>
@@ -6528,6 +6806,7 @@
       <w:spacing w:after="0" w:line="240" w:lineRule="auto"/>
     </w:pPr>
     <w:rPr>
+      <w:rFonts w:ascii="Arial" w:hAnsi="Arial"/>
       <w:color w:val="000000" w:themeColor="text1"/>
     </w:rPr>
     <w:tblPr>
@@ -6612,6 +6891,7 @@
       <w:spacing w:after="0" w:line="240" w:lineRule="auto"/>
     </w:pPr>
     <w:rPr>
+      <w:rFonts w:ascii="Arial" w:hAnsi="Arial"/>
       <w:color w:val="000000" w:themeColor="text1"/>
     </w:rPr>
     <w:tblPr>
@@ -6696,6 +6976,7 @@
       <w:spacing w:after="0" w:line="240" w:lineRule="auto"/>
     </w:pPr>
     <w:rPr>
+      <w:rFonts w:ascii="Arial" w:hAnsi="Arial"/>
       <w:color w:val="000000" w:themeColor="text1"/>
     </w:rPr>
     <w:tblPr>
@@ -6780,6 +7061,7 @@
       <w:spacing w:after="0" w:line="240" w:lineRule="auto"/>
     </w:pPr>
     <w:rPr>
+      <w:rFonts w:ascii="Arial" w:hAnsi="Arial"/>
       <w:color w:val="000000" w:themeColor="text1"/>
     </w:rPr>
     <w:tblPr>
@@ -6864,6 +7146,7 @@
       <w:spacing w:after="0" w:line="240" w:lineRule="auto"/>
     </w:pPr>
     <w:rPr>
+      <w:rFonts w:ascii="Arial" w:hAnsi="Arial"/>
       <w:color w:val="000000" w:themeColor="text1"/>
     </w:rPr>
     <w:tblPr>
@@ -6948,6 +7231,7 @@
       <w:spacing w:after="0" w:line="240" w:lineRule="auto"/>
     </w:pPr>
     <w:rPr>
+      <w:rFonts w:ascii="Arial" w:hAnsi="Arial"/>
       <w:color w:val="000000" w:themeColor="text1"/>
     </w:rPr>
     <w:tblPr>
@@ -7032,6 +7316,7 @@
       <w:spacing w:after="0" w:line="240" w:lineRule="auto"/>
     </w:pPr>
     <w:rPr>
+      <w:rFonts w:ascii="Arial" w:hAnsi="Arial"/>
       <w:color w:val="000000" w:themeColor="text1"/>
     </w:rPr>
     <w:tblPr>
@@ -7116,7 +7401,7 @@
       <w:spacing w:after="0" w:line="240" w:lineRule="auto"/>
     </w:pPr>
     <w:rPr>
-      <w:rFonts w:asciiTheme="majorHAnsi" w:eastAsiaTheme="majorEastAsia" w:hAnsiTheme="majorHAnsi" w:cstheme="majorBidi"/>
+      <w:rFonts w:asciiTheme="majorHAnsi" w:eastAsiaTheme="majorEastAsia" w:hAnsiTheme="majorHAnsi" w:cstheme="majorBidi" w:ascii="Arial" w:hAnsi="Arial"/>
       <w:color w:val="000000" w:themeColor="text1"/>
     </w:rPr>
     <w:tblPr>
@@ -7244,7 +7529,7 @@
       <w:spacing w:after="0" w:line="240" w:lineRule="auto"/>
     </w:pPr>
     <w:rPr>
-      <w:rFonts w:asciiTheme="majorHAnsi" w:eastAsiaTheme="majorEastAsia" w:hAnsiTheme="majorHAnsi" w:cstheme="majorBidi"/>
+      <w:rFonts w:asciiTheme="majorHAnsi" w:eastAsiaTheme="majorEastAsia" w:hAnsiTheme="majorHAnsi" w:cstheme="majorBidi" w:ascii="Arial" w:hAnsi="Arial"/>
       <w:color w:val="000000" w:themeColor="text1"/>
     </w:rPr>
     <w:tblPr>
@@ -7372,7 +7657,7 @@
       <w:spacing w:after="0" w:line="240" w:lineRule="auto"/>
     </w:pPr>
     <w:rPr>
-      <w:rFonts w:asciiTheme="majorHAnsi" w:eastAsiaTheme="majorEastAsia" w:hAnsiTheme="majorHAnsi" w:cstheme="majorBidi"/>
+      <w:rFonts w:asciiTheme="majorHAnsi" w:eastAsiaTheme="majorEastAsia" w:hAnsiTheme="majorHAnsi" w:cstheme="majorBidi" w:ascii="Arial" w:hAnsi="Arial"/>
       <w:color w:val="000000" w:themeColor="text1"/>
     </w:rPr>
     <w:tblPr>
@@ -7500,7 +7785,7 @@
       <w:spacing w:after="0" w:line="240" w:lineRule="auto"/>
     </w:pPr>
     <w:rPr>
-      <w:rFonts w:asciiTheme="majorHAnsi" w:eastAsiaTheme="majorEastAsia" w:hAnsiTheme="majorHAnsi" w:cstheme="majorBidi"/>
+      <w:rFonts w:asciiTheme="majorHAnsi" w:eastAsiaTheme="majorEastAsia" w:hAnsiTheme="majorHAnsi" w:cstheme="majorBidi" w:ascii="Arial" w:hAnsi="Arial"/>
       <w:color w:val="000000" w:themeColor="text1"/>
     </w:rPr>
     <w:tblPr>
@@ -7628,7 +7913,7 @@
       <w:spacing w:after="0" w:line="240" w:lineRule="auto"/>
     </w:pPr>
     <w:rPr>
-      <w:rFonts w:asciiTheme="majorHAnsi" w:eastAsiaTheme="majorEastAsia" w:hAnsiTheme="majorHAnsi" w:cstheme="majorBidi"/>
+      <w:rFonts w:asciiTheme="majorHAnsi" w:eastAsiaTheme="majorEastAsia" w:hAnsiTheme="majorHAnsi" w:cstheme="majorBidi" w:ascii="Arial" w:hAnsi="Arial"/>
       <w:color w:val="000000" w:themeColor="text1"/>
     </w:rPr>
     <w:tblPr>
@@ -7756,7 +8041,7 @@
       <w:spacing w:after="0" w:line="240" w:lineRule="auto"/>
     </w:pPr>
     <w:rPr>
-      <w:rFonts w:asciiTheme="majorHAnsi" w:eastAsiaTheme="majorEastAsia" w:hAnsiTheme="majorHAnsi" w:cstheme="majorBidi"/>
+      <w:rFonts w:asciiTheme="majorHAnsi" w:eastAsiaTheme="majorEastAsia" w:hAnsiTheme="majorHAnsi" w:cstheme="majorBidi" w:ascii="Arial" w:hAnsi="Arial"/>
       <w:color w:val="000000" w:themeColor="text1"/>
     </w:rPr>
     <w:tblPr>
@@ -7884,7 +8169,7 @@
       <w:spacing w:after="0" w:line="240" w:lineRule="auto"/>
     </w:pPr>
     <w:rPr>
-      <w:rFonts w:asciiTheme="majorHAnsi" w:eastAsiaTheme="majorEastAsia" w:hAnsiTheme="majorHAnsi" w:cstheme="majorBidi"/>
+      <w:rFonts w:asciiTheme="majorHAnsi" w:eastAsiaTheme="majorEastAsia" w:hAnsiTheme="majorHAnsi" w:cstheme="majorBidi" w:ascii="Arial" w:hAnsi="Arial"/>
       <w:color w:val="000000" w:themeColor="text1"/>
     </w:rPr>
     <w:tblPr>
@@ -8011,6 +8296,9 @@
     <w:pPr>
       <w:spacing w:after="0" w:line="240" w:lineRule="auto"/>
     </w:pPr>
+    <w:rPr>
+      <w:rFonts w:ascii="Arial" w:hAnsi="Arial"/>
+    </w:rPr>
     <w:tblPr>
       <w:tblStyleRowBandSize w:val="1"/>
       <w:tblStyleColBandSize w:val="1"/>
@@ -8084,6 +8372,9 @@
     <w:pPr>
       <w:spacing w:after="0" w:line="240" w:lineRule="auto"/>
     </w:pPr>
+    <w:rPr>
+      <w:rFonts w:ascii="Arial" w:hAnsi="Arial"/>
+    </w:rPr>
     <w:tblPr>
       <w:tblStyleRowBandSize w:val="1"/>
       <w:tblStyleColBandSize w:val="1"/>
@@ -8157,6 +8448,9 @@
     <w:pPr>
       <w:spacing w:after="0" w:line="240" w:lineRule="auto"/>
     </w:pPr>
+    <w:rPr>
+      <w:rFonts w:ascii="Arial" w:hAnsi="Arial"/>
+    </w:rPr>
     <w:tblPr>
       <w:tblStyleRowBandSize w:val="1"/>
       <w:tblStyleColBandSize w:val="1"/>
@@ -8230,6 +8524,9 @@
     <w:pPr>
       <w:spacing w:after="0" w:line="240" w:lineRule="auto"/>
     </w:pPr>
+    <w:rPr>
+      <w:rFonts w:ascii="Arial" w:hAnsi="Arial"/>
+    </w:rPr>
     <w:tblPr>
       <w:tblStyleRowBandSize w:val="1"/>
       <w:tblStyleColBandSize w:val="1"/>
@@ -8303,6 +8600,9 @@
     <w:pPr>
       <w:spacing w:after="0" w:line="240" w:lineRule="auto"/>
     </w:pPr>
+    <w:rPr>
+      <w:rFonts w:ascii="Arial" w:hAnsi="Arial"/>
+    </w:rPr>
     <w:tblPr>
       <w:tblStyleRowBandSize w:val="1"/>
       <w:tblStyleColBandSize w:val="1"/>
@@ -8376,6 +8676,9 @@
     <w:pPr>
       <w:spacing w:after="0" w:line="240" w:lineRule="auto"/>
     </w:pPr>
+    <w:rPr>
+      <w:rFonts w:ascii="Arial" w:hAnsi="Arial"/>
+    </w:rPr>
     <w:tblPr>
       <w:tblStyleRowBandSize w:val="1"/>
       <w:tblStyleColBandSize w:val="1"/>
@@ -8449,6 +8752,9 @@
     <w:pPr>
       <w:spacing w:after="0" w:line="240" w:lineRule="auto"/>
     </w:pPr>
+    <w:rPr>
+      <w:rFonts w:ascii="Arial" w:hAnsi="Arial"/>
+    </w:rPr>
     <w:tblPr>
       <w:tblStyleRowBandSize w:val="1"/>
       <w:tblStyleColBandSize w:val="1"/>
@@ -8523,7 +8829,7 @@
       <w:spacing w:after="0" w:line="240" w:lineRule="auto"/>
     </w:pPr>
     <w:rPr>
-      <w:rFonts w:asciiTheme="majorHAnsi" w:eastAsiaTheme="majorEastAsia" w:hAnsiTheme="majorHAnsi" w:cstheme="majorBidi"/>
+      <w:rFonts w:asciiTheme="majorHAnsi" w:eastAsiaTheme="majorEastAsia" w:hAnsiTheme="majorHAnsi" w:cstheme="majorBidi" w:ascii="Arial" w:hAnsi="Arial"/>
       <w:color w:val="000000" w:themeColor="text1"/>
     </w:rPr>
     <w:tblPr>
@@ -8648,7 +8954,7 @@
       <w:spacing w:after="0" w:line="240" w:lineRule="auto"/>
     </w:pPr>
     <w:rPr>
-      <w:rFonts w:asciiTheme="majorHAnsi" w:eastAsiaTheme="majorEastAsia" w:hAnsiTheme="majorHAnsi" w:cstheme="majorBidi"/>
+      <w:rFonts w:asciiTheme="majorHAnsi" w:eastAsiaTheme="majorEastAsia" w:hAnsiTheme="majorHAnsi" w:cstheme="majorBidi" w:ascii="Arial" w:hAnsi="Arial"/>
       <w:color w:val="000000" w:themeColor="text1"/>
     </w:rPr>
     <w:tblPr>
@@ -8773,7 +9079,7 @@
       <w:spacing w:after="0" w:line="240" w:lineRule="auto"/>
     </w:pPr>
     <w:rPr>
-      <w:rFonts w:asciiTheme="majorHAnsi" w:eastAsiaTheme="majorEastAsia" w:hAnsiTheme="majorHAnsi" w:cstheme="majorBidi"/>
+      <w:rFonts w:asciiTheme="majorHAnsi" w:eastAsiaTheme="majorEastAsia" w:hAnsiTheme="majorHAnsi" w:cstheme="majorBidi" w:ascii="Arial" w:hAnsi="Arial"/>
       <w:color w:val="000000" w:themeColor="text1"/>
     </w:rPr>
     <w:tblPr>
@@ -8898,7 +9204,7 @@
       <w:spacing w:after="0" w:line="240" w:lineRule="auto"/>
     </w:pPr>
     <w:rPr>
-      <w:rFonts w:asciiTheme="majorHAnsi" w:eastAsiaTheme="majorEastAsia" w:hAnsiTheme="majorHAnsi" w:cstheme="majorBidi"/>
+      <w:rFonts w:asciiTheme="majorHAnsi" w:eastAsiaTheme="majorEastAsia" w:hAnsiTheme="majorHAnsi" w:cstheme="majorBidi" w:ascii="Arial" w:hAnsi="Arial"/>
       <w:color w:val="000000" w:themeColor="text1"/>
     </w:rPr>
     <w:tblPr>
@@ -9023,7 +9329,7 @@
       <w:spacing w:after="0" w:line="240" w:lineRule="auto"/>
     </w:pPr>
     <w:rPr>
-      <w:rFonts w:asciiTheme="majorHAnsi" w:eastAsiaTheme="majorEastAsia" w:hAnsiTheme="majorHAnsi" w:cstheme="majorBidi"/>
+      <w:rFonts w:asciiTheme="majorHAnsi" w:eastAsiaTheme="majorEastAsia" w:hAnsiTheme="majorHAnsi" w:cstheme="majorBidi" w:ascii="Arial" w:hAnsi="Arial"/>
       <w:color w:val="000000" w:themeColor="text1"/>
     </w:rPr>
     <w:tblPr>
@@ -9148,7 +9454,7 @@
       <w:spacing w:after="0" w:line="240" w:lineRule="auto"/>
     </w:pPr>
     <w:rPr>
-      <w:rFonts w:asciiTheme="majorHAnsi" w:eastAsiaTheme="majorEastAsia" w:hAnsiTheme="majorHAnsi" w:cstheme="majorBidi"/>
+      <w:rFonts w:asciiTheme="majorHAnsi" w:eastAsiaTheme="majorEastAsia" w:hAnsiTheme="majorHAnsi" w:cstheme="majorBidi" w:ascii="Arial" w:hAnsi="Arial"/>
       <w:color w:val="000000" w:themeColor="text1"/>
     </w:rPr>
     <w:tblPr>
@@ -9273,7 +9579,7 @@
       <w:spacing w:after="0" w:line="240" w:lineRule="auto"/>
     </w:pPr>
     <w:rPr>
-      <w:rFonts w:asciiTheme="majorHAnsi" w:eastAsiaTheme="majorEastAsia" w:hAnsiTheme="majorHAnsi" w:cstheme="majorBidi"/>
+      <w:rFonts w:asciiTheme="majorHAnsi" w:eastAsiaTheme="majorEastAsia" w:hAnsiTheme="majorHAnsi" w:cstheme="majorBidi" w:ascii="Arial" w:hAnsi="Arial"/>
       <w:color w:val="000000" w:themeColor="text1"/>
     </w:rPr>
     <w:tblPr>
@@ -9397,6 +9703,9 @@
     <w:pPr>
       <w:spacing w:after="0" w:line="240" w:lineRule="auto"/>
     </w:pPr>
+    <w:rPr>
+      <w:rFonts w:ascii="Arial" w:hAnsi="Arial"/>
+    </w:rPr>
     <w:tblPr>
       <w:tblStyleRowBandSize w:val="1"/>
       <w:tblStyleColBandSize w:val="1"/>
@@ -9538,6 +9847,9 @@
     <w:pPr>
       <w:spacing w:after="0" w:line="240" w:lineRule="auto"/>
     </w:pPr>
+    <w:rPr>
+      <w:rFonts w:ascii="Arial" w:hAnsi="Arial"/>
+    </w:rPr>
     <w:tblPr>
       <w:tblStyleRowBandSize w:val="1"/>
       <w:tblStyleColBandSize w:val="1"/>
@@ -9679,6 +9991,9 @@
     <w:pPr>
       <w:spacing w:after="0" w:line="240" w:lineRule="auto"/>
     </w:pPr>
+    <w:rPr>
+      <w:rFonts w:ascii="Arial" w:hAnsi="Arial"/>
+    </w:rPr>
     <w:tblPr>
       <w:tblStyleRowBandSize w:val="1"/>
       <w:tblStyleColBandSize w:val="1"/>
@@ -9820,6 +10135,9 @@
     <w:pPr>
       <w:spacing w:after="0" w:line="240" w:lineRule="auto"/>
     </w:pPr>
+    <w:rPr>
+      <w:rFonts w:ascii="Arial" w:hAnsi="Arial"/>
+    </w:rPr>
     <w:tblPr>
       <w:tblStyleRowBandSize w:val="1"/>
       <w:tblStyleColBandSize w:val="1"/>
@@ -9961,6 +10279,9 @@
     <w:pPr>
       <w:spacing w:after="0" w:line="240" w:lineRule="auto"/>
     </w:pPr>
+    <w:rPr>
+      <w:rFonts w:ascii="Arial" w:hAnsi="Arial"/>
+    </w:rPr>
     <w:tblPr>
       <w:tblStyleRowBandSize w:val="1"/>
       <w:tblStyleColBandSize w:val="1"/>
@@ -10102,6 +10423,9 @@
     <w:pPr>
       <w:spacing w:after="0" w:line="240" w:lineRule="auto"/>
     </w:pPr>
+    <w:rPr>
+      <w:rFonts w:ascii="Arial" w:hAnsi="Arial"/>
+    </w:rPr>
     <w:tblPr>
       <w:tblStyleRowBandSize w:val="1"/>
       <w:tblStyleColBandSize w:val="1"/>
@@ -10243,6 +10567,9 @@
     <w:pPr>
       <w:spacing w:after="0" w:line="240" w:lineRule="auto"/>
     </w:pPr>
+    <w:rPr>
+      <w:rFonts w:ascii="Arial" w:hAnsi="Arial"/>
+    </w:rPr>
     <w:tblPr>
       <w:tblStyleRowBandSize w:val="1"/>
       <w:tblStyleColBandSize w:val="1"/>
@@ -10385,6 +10712,7 @@
       <w:spacing w:after="0" w:line="240" w:lineRule="auto"/>
     </w:pPr>
     <w:rPr>
+      <w:rFonts w:ascii="Arial" w:hAnsi="Arial"/>
       <w:color w:val="FFFFFF" w:themeColor="background1"/>
     </w:rPr>
     <w:tblPr>
@@ -10499,6 +10827,7 @@
       <w:spacing w:after="0" w:line="240" w:lineRule="auto"/>
     </w:pPr>
     <w:rPr>
+      <w:rFonts w:ascii="Arial" w:hAnsi="Arial"/>
       <w:color w:val="FFFFFF" w:themeColor="background1"/>
     </w:rPr>
     <w:tblPr>
@@ -10613,6 +10942,7 @@
       <w:spacing w:after="0" w:line="240" w:lineRule="auto"/>
     </w:pPr>
     <w:rPr>
+      <w:rFonts w:ascii="Arial" w:hAnsi="Arial"/>
       <w:color w:val="FFFFFF" w:themeColor="background1"/>
     </w:rPr>
     <w:tblPr>
@@ -10727,6 +11057,7 @@
       <w:spacing w:after="0" w:line="240" w:lineRule="auto"/>
     </w:pPr>
     <w:rPr>
+      <w:rFonts w:ascii="Arial" w:hAnsi="Arial"/>
       <w:color w:val="FFFFFF" w:themeColor="background1"/>
     </w:rPr>
     <w:tblPr>
@@ -10841,6 +11172,7 @@
       <w:spacing w:after="0" w:line="240" w:lineRule="auto"/>
     </w:pPr>
     <w:rPr>
+      <w:rFonts w:ascii="Arial" w:hAnsi="Arial"/>
       <w:color w:val="FFFFFF" w:themeColor="background1"/>
     </w:rPr>
     <w:tblPr>
@@ -10955,6 +11287,7 @@
       <w:spacing w:after="0" w:line="240" w:lineRule="auto"/>
     </w:pPr>
     <w:rPr>
+      <w:rFonts w:ascii="Arial" w:hAnsi="Arial"/>
       <w:color w:val="FFFFFF" w:themeColor="background1"/>
     </w:rPr>
     <w:tblPr>
@@ -11069,6 +11402,7 @@
       <w:spacing w:after="0" w:line="240" w:lineRule="auto"/>
     </w:pPr>
     <w:rPr>
+      <w:rFonts w:ascii="Arial" w:hAnsi="Arial"/>
       <w:color w:val="FFFFFF" w:themeColor="background1"/>
     </w:rPr>
     <w:tblPr>
@@ -11183,6 +11517,7 @@
       <w:spacing w:after="0" w:line="240" w:lineRule="auto"/>
     </w:pPr>
     <w:rPr>
+      <w:rFonts w:ascii="Arial" w:hAnsi="Arial"/>
       <w:color w:val="000000" w:themeColor="text1"/>
     </w:rPr>
     <w:tblPr>
@@ -11305,6 +11640,7 @@
       <w:spacing w:after="0" w:line="240" w:lineRule="auto"/>
     </w:pPr>
     <w:rPr>
+      <w:rFonts w:ascii="Arial" w:hAnsi="Arial"/>
       <w:color w:val="000000" w:themeColor="text1"/>
     </w:rPr>
     <w:tblPr>
@@ -11427,6 +11763,7 @@
       <w:spacing w:after="0" w:line="240" w:lineRule="auto"/>
     </w:pPr>
     <w:rPr>
+      <w:rFonts w:ascii="Arial" w:hAnsi="Arial"/>
       <w:color w:val="000000" w:themeColor="text1"/>
     </w:rPr>
     <w:tblPr>
@@ -11549,6 +11886,7 @@
       <w:spacing w:after="0" w:line="240" w:lineRule="auto"/>
     </w:pPr>
     <w:rPr>
+      <w:rFonts w:ascii="Arial" w:hAnsi="Arial"/>
       <w:color w:val="000000" w:themeColor="text1"/>
     </w:rPr>
     <w:tblPr>
@@ -11661,6 +11999,7 @@
       <w:spacing w:after="0" w:line="240" w:lineRule="auto"/>
     </w:pPr>
     <w:rPr>
+      <w:rFonts w:ascii="Arial" w:hAnsi="Arial"/>
       <w:color w:val="000000" w:themeColor="text1"/>
     </w:rPr>
     <w:tblPr>
@@ -11783,6 +12122,7 @@
       <w:spacing w:after="0" w:line="240" w:lineRule="auto"/>
     </w:pPr>
     <w:rPr>
+      <w:rFonts w:ascii="Arial" w:hAnsi="Arial"/>
       <w:color w:val="000000" w:themeColor="text1"/>
     </w:rPr>
     <w:tblPr>
@@ -11905,6 +12245,7 @@
       <w:spacing w:after="0" w:line="240" w:lineRule="auto"/>
     </w:pPr>
     <w:rPr>
+      <w:rFonts w:ascii="Arial" w:hAnsi="Arial"/>
       <w:color w:val="000000" w:themeColor="text1"/>
     </w:rPr>
     <w:tblPr>
@@ -12027,6 +12368,7 @@
       <w:spacing w:after="0" w:line="240" w:lineRule="auto"/>
     </w:pPr>
     <w:rPr>
+      <w:rFonts w:ascii="Arial" w:hAnsi="Arial"/>
       <w:color w:val="000000" w:themeColor="text1"/>
     </w:rPr>
     <w:tblPr>
@@ -12113,6 +12455,7 @@
       <w:spacing w:after="0" w:line="240" w:lineRule="auto"/>
     </w:pPr>
     <w:rPr>
+      <w:rFonts w:ascii="Arial" w:hAnsi="Arial"/>
       <w:color w:val="000000" w:themeColor="text1"/>
     </w:rPr>
     <w:tblPr>
@@ -12199,6 +12542,7 @@
       <w:spacing w:after="0" w:line="240" w:lineRule="auto"/>
     </w:pPr>
     <w:rPr>
+      <w:rFonts w:ascii="Arial" w:hAnsi="Arial"/>
       <w:color w:val="000000" w:themeColor="text1"/>
     </w:rPr>
     <w:tblPr>
@@ -12285,6 +12629,7 @@
       <w:spacing w:after="0" w:line="240" w:lineRule="auto"/>
     </w:pPr>
     <w:rPr>
+      <w:rFonts w:ascii="Arial" w:hAnsi="Arial"/>
       <w:color w:val="000000" w:themeColor="text1"/>
     </w:rPr>
     <w:tblPr>
@@ -12371,6 +12716,7 @@
       <w:spacing w:after="0" w:line="240" w:lineRule="auto"/>
     </w:pPr>
     <w:rPr>
+      <w:rFonts w:ascii="Arial" w:hAnsi="Arial"/>
       <w:color w:val="000000" w:themeColor="text1"/>
     </w:rPr>
     <w:tblPr>
@@ -12457,6 +12803,7 @@
       <w:spacing w:after="0" w:line="240" w:lineRule="auto"/>
     </w:pPr>
     <w:rPr>
+      <w:rFonts w:ascii="Arial" w:hAnsi="Arial"/>
       <w:color w:val="000000" w:themeColor="text1"/>
     </w:rPr>
     <w:tblPr>
@@ -12543,6 +12890,7 @@
       <w:spacing w:after="0" w:line="240" w:lineRule="auto"/>
     </w:pPr>
     <w:rPr>
+      <w:rFonts w:ascii="Arial" w:hAnsi="Arial"/>
       <w:color w:val="000000" w:themeColor="text1"/>
     </w:rPr>
     <w:tblPr>
@@ -12629,6 +12977,7 @@
       <w:spacing w:after="0" w:line="240" w:lineRule="auto"/>
     </w:pPr>
     <w:rPr>
+      <w:rFonts w:ascii="Arial" w:hAnsi="Arial"/>
       <w:color w:val="000000" w:themeColor="text1"/>
     </w:rPr>
     <w:tblPr>
@@ -12709,6 +13058,7 @@
       <w:spacing w:after="0" w:line="240" w:lineRule="auto"/>
     </w:pPr>
     <w:rPr>
+      <w:rFonts w:ascii="Arial" w:hAnsi="Arial"/>
       <w:color w:val="000000" w:themeColor="text1"/>
     </w:rPr>
     <w:tblPr>
@@ -12789,6 +13139,7 @@
       <w:spacing w:after="0" w:line="240" w:lineRule="auto"/>
     </w:pPr>
     <w:rPr>
+      <w:rFonts w:ascii="Arial" w:hAnsi="Arial"/>
       <w:color w:val="000000" w:themeColor="text1"/>
     </w:rPr>
     <w:tblPr>
@@ -12869,6 +13220,7 @@
       <w:spacing w:after="0" w:line="240" w:lineRule="auto"/>
     </w:pPr>
     <w:rPr>
+      <w:rFonts w:ascii="Arial" w:hAnsi="Arial"/>
       <w:color w:val="000000" w:themeColor="text1"/>
     </w:rPr>
     <w:tblPr>
@@ -12949,6 +13301,7 @@
       <w:spacing w:after="0" w:line="240" w:lineRule="auto"/>
     </w:pPr>
     <w:rPr>
+      <w:rFonts w:ascii="Arial" w:hAnsi="Arial"/>
       <w:color w:val="000000" w:themeColor="text1"/>
     </w:rPr>
     <w:tblPr>
@@ -13029,6 +13382,7 @@
       <w:spacing w:after="0" w:line="240" w:lineRule="auto"/>
     </w:pPr>
     <w:rPr>
+      <w:rFonts w:ascii="Arial" w:hAnsi="Arial"/>
       <w:color w:val="000000" w:themeColor="text1"/>
     </w:rPr>
     <w:tblPr>
@@ -13109,6 +13463,7 @@
       <w:spacing w:after="0" w:line="240" w:lineRule="auto"/>
     </w:pPr>
     <w:rPr>
+      <w:rFonts w:ascii="Arial" w:hAnsi="Arial"/>
       <w:color w:val="000000" w:themeColor="text1"/>
     </w:rPr>
     <w:tblPr>
